--- a/docs/sdlc/40_test/WS2D-IT-001_結合テスト仕様兼結果報告書.docx
+++ b/docs/sdlc/40_test/WS2D-IT-001_結合テスト仕様兼結果報告書.docx
@@ -76,13 +76,13 @@
         <w:tblLook w:firstColumn="1" w:firstRow="1" w:lastColumn="0" w:lastRow="0" w:noHBand="0" w:noVBand="1" w:val="04A0"/>
       </w:tblPr>
       <w:tblGrid>
-        <w:gridCol w:w="4320"/>
-        <w:gridCol w:w="4320"/>
+        <w:gridCol w:w="4961"/>
+        <w:gridCol w:w="4961"/>
       </w:tblGrid>
       <w:tr>
         <w:tc>
           <w:tcPr>
-            <w:tcW w:type="dxa" w:w="4320"/>
+            <w:tcW w:type="dxa" w:w="4961"/>
             <w:shd w:fill="D9E2F3"/>
           </w:tcPr>
           <w:p>
@@ -102,7 +102,7 @@
         </w:tc>
         <w:tc>
           <w:tcPr>
-            <w:tcW w:type="dxa" w:w="4320"/>
+            <w:tcW w:type="dxa" w:w="4961"/>
           </w:tcPr>
           <w:p>
             <w:r>
@@ -123,7 +123,7 @@
       <w:tr>
         <w:tc>
           <w:tcPr>
-            <w:tcW w:type="dxa" w:w="4320"/>
+            <w:tcW w:type="dxa" w:w="4961"/>
             <w:shd w:fill="D9E2F3"/>
           </w:tcPr>
           <w:p>
@@ -143,7 +143,7 @@
         </w:tc>
         <w:tc>
           <w:tcPr>
-            <w:tcW w:type="dxa" w:w="4320"/>
+            <w:tcW w:type="dxa" w:w="4961"/>
           </w:tcPr>
           <w:p>
             <w:r>
@@ -164,7 +164,7 @@
       <w:tr>
         <w:tc>
           <w:tcPr>
-            <w:tcW w:type="dxa" w:w="4320"/>
+            <w:tcW w:type="dxa" w:w="4961"/>
             <w:shd w:fill="D9E2F3"/>
           </w:tcPr>
           <w:p>
@@ -184,7 +184,7 @@
         </w:tc>
         <w:tc>
           <w:tcPr>
-            <w:tcW w:type="dxa" w:w="4320"/>
+            <w:tcW w:type="dxa" w:w="4961"/>
           </w:tcPr>
           <w:p>
             <w:r>
@@ -205,7 +205,7 @@
       <w:tr>
         <w:tc>
           <w:tcPr>
-            <w:tcW w:type="dxa" w:w="4320"/>
+            <w:tcW w:type="dxa" w:w="4961"/>
             <w:shd w:fill="D9E2F3"/>
           </w:tcPr>
           <w:p>
@@ -225,7 +225,7 @@
         </w:tc>
         <w:tc>
           <w:tcPr>
-            <w:tcW w:type="dxa" w:w="4320"/>
+            <w:tcW w:type="dxa" w:w="4961"/>
           </w:tcPr>
           <w:p>
             <w:r>
@@ -246,7 +246,7 @@
       <w:tr>
         <w:tc>
           <w:tcPr>
-            <w:tcW w:type="dxa" w:w="4320"/>
+            <w:tcW w:type="dxa" w:w="4961"/>
             <w:shd w:fill="D9E2F3"/>
           </w:tcPr>
           <w:p>
@@ -266,7 +266,7 @@
         </w:tc>
         <w:tc>
           <w:tcPr>
-            <w:tcW w:type="dxa" w:w="4320"/>
+            <w:tcW w:type="dxa" w:w="4961"/>
           </w:tcPr>
           <w:p>
             <w:r>
@@ -287,7 +287,7 @@
       <w:tr>
         <w:tc>
           <w:tcPr>
-            <w:tcW w:type="dxa" w:w="4320"/>
+            <w:tcW w:type="dxa" w:w="4961"/>
             <w:shd w:fill="D9E2F3"/>
           </w:tcPr>
           <w:p>
@@ -307,7 +307,7 @@
         </w:tc>
         <w:tc>
           <w:tcPr>
-            <w:tcW w:type="dxa" w:w="4320"/>
+            <w:tcW w:type="dxa" w:w="4961"/>
           </w:tcPr>
           <w:p>
             <w:r>
@@ -356,13 +356,13 @@
         <w:tblLook w:firstColumn="1" w:firstRow="1" w:lastColumn="0" w:lastRow="0" w:noHBand="0" w:noVBand="1" w:val="04A0"/>
       </w:tblPr>
       <w:tblGrid>
-        <w:gridCol w:w="4320"/>
-        <w:gridCol w:w="4320"/>
+        <w:gridCol w:w="4961"/>
+        <w:gridCol w:w="4961"/>
       </w:tblGrid>
       <w:tr>
         <w:tc>
           <w:tcPr>
-            <w:tcW w:type="dxa" w:w="4320"/>
+            <w:tcW w:type="dxa" w:w="4961"/>
             <w:shd w:fill="D9E2F3"/>
           </w:tcPr>
           <w:p>
@@ -382,7 +382,7 @@
         </w:tc>
         <w:tc>
           <w:tcPr>
-            <w:tcW w:type="dxa" w:w="4320"/>
+            <w:tcW w:type="dxa" w:w="4961"/>
           </w:tcPr>
           <w:p>
             <w:r>
@@ -403,7 +403,7 @@
       <w:tr>
         <w:tc>
           <w:tcPr>
-            <w:tcW w:type="dxa" w:w="4320"/>
+            <w:tcW w:type="dxa" w:w="4961"/>
             <w:shd w:fill="D9E2F3"/>
           </w:tcPr>
           <w:p>
@@ -423,7 +423,7 @@
         </w:tc>
         <w:tc>
           <w:tcPr>
-            <w:tcW w:type="dxa" w:w="4320"/>
+            <w:tcW w:type="dxa" w:w="4961"/>
           </w:tcPr>
           <w:p>
             <w:r>
@@ -444,7 +444,7 @@
       <w:tr>
         <w:tc>
           <w:tcPr>
-            <w:tcW w:type="dxa" w:w="4320"/>
+            <w:tcW w:type="dxa" w:w="4961"/>
             <w:shd w:fill="D9E2F3"/>
           </w:tcPr>
           <w:p>
@@ -464,7 +464,7 @@
         </w:tc>
         <w:tc>
           <w:tcPr>
-            <w:tcW w:type="dxa" w:w="4320"/>
+            <w:tcW w:type="dxa" w:w="4961"/>
           </w:tcPr>
           <w:p>
             <w:r>
@@ -485,7 +485,7 @@
       <w:tr>
         <w:tc>
           <w:tcPr>
-            <w:tcW w:type="dxa" w:w="4320"/>
+            <w:tcW w:type="dxa" w:w="4961"/>
             <w:shd w:fill="D9E2F3"/>
           </w:tcPr>
           <w:p>
@@ -505,7 +505,7 @@
         </w:tc>
         <w:tc>
           <w:tcPr>
-            <w:tcW w:type="dxa" w:w="4320"/>
+            <w:tcW w:type="dxa" w:w="4961"/>
           </w:tcPr>
           <w:p>
             <w:r>
@@ -526,7 +526,7 @@
       <w:tr>
         <w:tc>
           <w:tcPr>
-            <w:tcW w:type="dxa" w:w="4320"/>
+            <w:tcW w:type="dxa" w:w="4961"/>
             <w:shd w:fill="D9E2F3"/>
           </w:tcPr>
           <w:p>
@@ -546,7 +546,7 @@
         </w:tc>
         <w:tc>
           <w:tcPr>
-            <w:tcW w:type="dxa" w:w="4320"/>
+            <w:tcW w:type="dxa" w:w="4961"/>
           </w:tcPr>
           <w:p>
             <w:r>
@@ -567,7 +567,7 @@
       <w:tr>
         <w:tc>
           <w:tcPr>
-            <w:tcW w:type="dxa" w:w="4320"/>
+            <w:tcW w:type="dxa" w:w="4961"/>
             <w:shd w:fill="D9E2F3"/>
           </w:tcPr>
           <w:p>
@@ -587,7 +587,7 @@
         </w:tc>
         <w:tc>
           <w:tcPr>
-            <w:tcW w:type="dxa" w:w="4320"/>
+            <w:tcW w:type="dxa" w:w="4961"/>
           </w:tcPr>
           <w:p>
             <w:r>
@@ -632,15 +632,15 @@
         <w:tblLook w:firstColumn="1" w:firstRow="1" w:lastColumn="0" w:lastRow="0" w:noHBand="0" w:noVBand="1" w:val="04A0"/>
       </w:tblPr>
       <w:tblGrid>
-        <w:gridCol w:w="2160"/>
-        <w:gridCol w:w="2160"/>
-        <w:gridCol w:w="2160"/>
-        <w:gridCol w:w="2160"/>
+        <w:gridCol w:w="2480"/>
+        <w:gridCol w:w="2480"/>
+        <w:gridCol w:w="2480"/>
+        <w:gridCol w:w="2480"/>
       </w:tblGrid>
       <w:tr>
         <w:tc>
           <w:tcPr>
-            <w:tcW w:type="dxa" w:w="2160"/>
+            <w:tcW w:type="dxa" w:w="2480"/>
             <w:shd w:fill="D9E2F3"/>
           </w:tcPr>
           <w:p>
@@ -662,7 +662,7 @@
         </w:tc>
         <w:tc>
           <w:tcPr>
-            <w:tcW w:type="dxa" w:w="2160"/>
+            <w:tcW w:type="dxa" w:w="2480"/>
             <w:shd w:fill="D9E2F3"/>
           </w:tcPr>
           <w:p>
@@ -684,7 +684,7 @@
         </w:tc>
         <w:tc>
           <w:tcPr>
-            <w:tcW w:type="dxa" w:w="2160"/>
+            <w:tcW w:type="dxa" w:w="2480"/>
             <w:shd w:fill="D9E2F3"/>
           </w:tcPr>
           <w:p>
@@ -706,7 +706,7 @@
         </w:tc>
         <w:tc>
           <w:tcPr>
-            <w:tcW w:type="dxa" w:w="2160"/>
+            <w:tcW w:type="dxa" w:w="2480"/>
             <w:shd w:fill="D9E2F3"/>
           </w:tcPr>
           <w:p>
@@ -730,7 +730,7 @@
       <w:tr>
         <w:tc>
           <w:tcPr>
-            <w:tcW w:type="dxa" w:w="2160"/>
+            <w:tcW w:type="dxa" w:w="2480"/>
           </w:tcPr>
           <w:p>
             <w:r>
@@ -749,7 +749,7 @@
         </w:tc>
         <w:tc>
           <w:tcPr>
-            <w:tcW w:type="dxa" w:w="2160"/>
+            <w:tcW w:type="dxa" w:w="2480"/>
           </w:tcPr>
           <w:p>
             <w:r>
@@ -761,7 +761,7 @@
         </w:tc>
         <w:tc>
           <w:tcPr>
-            <w:tcW w:type="dxa" w:w="2160"/>
+            <w:tcW w:type="dxa" w:w="2480"/>
           </w:tcPr>
           <w:p>
             <w:r>
@@ -773,7 +773,7 @@
         </w:tc>
         <w:tc>
           <w:tcPr>
-            <w:tcW w:type="dxa" w:w="2160"/>
+            <w:tcW w:type="dxa" w:w="2480"/>
           </w:tcPr>
           <w:p>
             <w:r>
@@ -787,7 +787,7 @@
       <w:tr>
         <w:tc>
           <w:tcPr>
-            <w:tcW w:type="dxa" w:w="2160"/>
+            <w:tcW w:type="dxa" w:w="2480"/>
           </w:tcPr>
           <w:p>
             <w:r>
@@ -806,7 +806,7 @@
         </w:tc>
         <w:tc>
           <w:tcPr>
-            <w:tcW w:type="dxa" w:w="2160"/>
+            <w:tcW w:type="dxa" w:w="2480"/>
           </w:tcPr>
           <w:p>
             <w:r>
@@ -818,7 +818,7 @@
         </w:tc>
         <w:tc>
           <w:tcPr>
-            <w:tcW w:type="dxa" w:w="2160"/>
+            <w:tcW w:type="dxa" w:w="2480"/>
           </w:tcPr>
           <w:p>
             <w:r>
@@ -830,7 +830,7 @@
         </w:tc>
         <w:tc>
           <w:tcPr>
-            <w:tcW w:type="dxa" w:w="2160"/>
+            <w:tcW w:type="dxa" w:w="2480"/>
           </w:tcPr>
           <w:p>
             <w:r>
@@ -844,7 +844,7 @@
       <w:tr>
         <w:tc>
           <w:tcPr>
-            <w:tcW w:type="dxa" w:w="2160"/>
+            <w:tcW w:type="dxa" w:w="2480"/>
             <w:shd w:fill="D9E2F3"/>
           </w:tcPr>
           <w:p>
@@ -864,7 +864,7 @@
         </w:tc>
         <w:tc>
           <w:tcPr>
-            <w:tcW w:type="dxa" w:w="2160"/>
+            <w:tcW w:type="dxa" w:w="2480"/>
           </w:tcPr>
           <w:p>
             <w:r>
@@ -876,7 +876,7 @@
         </w:tc>
         <w:tc>
           <w:tcPr>
-            <w:tcW w:type="dxa" w:w="2160"/>
+            <w:tcW w:type="dxa" w:w="2480"/>
           </w:tcPr>
           <w:p>
             <w:r>
@@ -888,7 +888,7 @@
         </w:tc>
         <w:tc>
           <w:tcPr>
-            <w:tcW w:type="dxa" w:w="2160"/>
+            <w:tcW w:type="dxa" w:w="2480"/>
           </w:tcPr>
           <w:p>
             <w:r>
@@ -1579,7 +1579,7 @@
       <w:r>
         <w:drawing>
           <wp:inline xmlns:a="http://schemas.openxmlformats.org/drawingml/2006/main" xmlns:pic="http://schemas.openxmlformats.org/drawingml/2006/picture">
-            <wp:extent cx="5486400" cy="1854455"/>
+            <wp:extent cx="6300470" cy="2129618"/>
             <wp:docPr id="1" name="Picture 1"/>
             <wp:cNvGraphicFramePr>
               <a:graphicFrameLocks noChangeAspect="1"/>
@@ -1600,7 +1600,7 @@
                   <pic:spPr>
                     <a:xfrm>
                       <a:off x="0" y="0"/>
-                      <a:ext cx="5486400" cy="1854455"/>
+                      <a:ext cx="6300470" cy="2129618"/>
                     </a:xfrm>
                     <a:prstGeom prst="rect"/>
                   </pic:spPr>
@@ -1920,17 +1920,17 @@
       <w:tblPr>
         <w:tblStyle w:val="TableGrid"/>
         <w:tblW w:type="auto" w:w="0"/>
-        <w:tblLayout w:type="autofit"/>
+        <w:tblLayout w:type="fixed"/>
         <w:tblLook w:firstColumn="1" w:firstRow="1" w:lastColumn="0" w:lastRow="0" w:noHBand="0" w:noVBand="1" w:val="04A0"/>
       </w:tblPr>
       <w:tblGrid>
-        <w:gridCol w:w="4320"/>
-        <w:gridCol w:w="4320"/>
+        <w:gridCol w:w="4961"/>
+        <w:gridCol w:w="4961"/>
       </w:tblGrid>
       <w:tr>
         <w:tc>
           <w:tcPr>
-            <w:tcW w:type="dxa" w:w="4320"/>
+            <w:tcW w:type="dxa" w:w="4961"/>
             <w:shd w:fill="D9E2F3"/>
           </w:tcPr>
           <w:p>
@@ -1952,7 +1952,7 @@
         </w:tc>
         <w:tc>
           <w:tcPr>
-            <w:tcW w:type="dxa" w:w="4320"/>
+            <w:tcW w:type="dxa" w:w="4961"/>
             <w:shd w:fill="D9E2F3"/>
           </w:tcPr>
           <w:p>
@@ -1976,7 +1976,7 @@
       <w:tr>
         <w:tc>
           <w:tcPr>
-            <w:tcW w:type="dxa" w:w="4320"/>
+            <w:tcW w:type="dxa" w:w="4961"/>
           </w:tcPr>
           <w:p>
             <w:r>
@@ -1995,7 +1995,7 @@
         </w:tc>
         <w:tc>
           <w:tcPr>
-            <w:tcW w:type="dxa" w:w="4320"/>
+            <w:tcW w:type="dxa" w:w="4961"/>
           </w:tcPr>
           <w:p>
             <w:r>
@@ -2044,7 +2044,7 @@
       <w:tr>
         <w:tc>
           <w:tcPr>
-            <w:tcW w:type="dxa" w:w="4320"/>
+            <w:tcW w:type="dxa" w:w="4961"/>
           </w:tcPr>
           <w:p>
             <w:r>
@@ -2063,7 +2063,7 @@
         </w:tc>
         <w:tc>
           <w:tcPr>
-            <w:tcW w:type="dxa" w:w="4320"/>
+            <w:tcW w:type="dxa" w:w="4961"/>
           </w:tcPr>
           <w:p>
             <w:r>
@@ -2091,7 +2091,7 @@
       <w:tr>
         <w:tc>
           <w:tcPr>
-            <w:tcW w:type="dxa" w:w="4320"/>
+            <w:tcW w:type="dxa" w:w="4961"/>
           </w:tcPr>
           <w:p>
             <w:r>
@@ -2110,7 +2110,7 @@
         </w:tc>
         <w:tc>
           <w:tcPr>
-            <w:tcW w:type="dxa" w:w="4320"/>
+            <w:tcW w:type="dxa" w:w="4961"/>
           </w:tcPr>
           <w:p>
             <w:r>
@@ -2138,7 +2138,7 @@
       <w:tr>
         <w:tc>
           <w:tcPr>
-            <w:tcW w:type="dxa" w:w="4320"/>
+            <w:tcW w:type="dxa" w:w="4961"/>
           </w:tcPr>
           <w:p>
             <w:r>
@@ -2157,7 +2157,7 @@
         </w:tc>
         <w:tc>
           <w:tcPr>
-            <w:tcW w:type="dxa" w:w="4320"/>
+            <w:tcW w:type="dxa" w:w="4961"/>
           </w:tcPr>
           <w:p>
             <w:r>
@@ -2178,7 +2178,7 @@
       <w:tr>
         <w:tc>
           <w:tcPr>
-            <w:tcW w:type="dxa" w:w="4320"/>
+            <w:tcW w:type="dxa" w:w="4961"/>
           </w:tcPr>
           <w:p>
             <w:r>
@@ -2197,7 +2197,7 @@
         </w:tc>
         <w:tc>
           <w:tcPr>
-            <w:tcW w:type="dxa" w:w="4320"/>
+            <w:tcW w:type="dxa" w:w="4961"/>
           </w:tcPr>
           <w:p>
             <w:r>
@@ -2239,7 +2239,7 @@
       <w:tr>
         <w:tc>
           <w:tcPr>
-            <w:tcW w:type="dxa" w:w="4320"/>
+            <w:tcW w:type="dxa" w:w="4961"/>
           </w:tcPr>
           <w:p>
             <w:r>
@@ -2258,7 +2258,7 @@
         </w:tc>
         <w:tc>
           <w:tcPr>
-            <w:tcW w:type="dxa" w:w="4320"/>
+            <w:tcW w:type="dxa" w:w="4961"/>
           </w:tcPr>
           <w:p>
             <w:r>
@@ -2279,7 +2279,7 @@
       <w:tr>
         <w:tc>
           <w:tcPr>
-            <w:tcW w:type="dxa" w:w="4320"/>
+            <w:tcW w:type="dxa" w:w="4961"/>
           </w:tcPr>
           <w:p>
             <w:r>
@@ -2298,7 +2298,7 @@
         </w:tc>
         <w:tc>
           <w:tcPr>
-            <w:tcW w:type="dxa" w:w="4320"/>
+            <w:tcW w:type="dxa" w:w="4961"/>
           </w:tcPr>
           <w:p>
             <w:r>
@@ -2333,7 +2333,7 @@
       <w:tr>
         <w:tc>
           <w:tcPr>
-            <w:tcW w:type="dxa" w:w="4320"/>
+            <w:tcW w:type="dxa" w:w="4961"/>
           </w:tcPr>
           <w:p>
             <w:r>
@@ -2352,7 +2352,7 @@
         </w:tc>
         <w:tc>
           <w:tcPr>
-            <w:tcW w:type="dxa" w:w="4320"/>
+            <w:tcW w:type="dxa" w:w="4961"/>
           </w:tcPr>
           <w:p>
             <w:r>
@@ -2536,19 +2536,19 @@
       <w:tblPr>
         <w:tblStyle w:val="TableGrid"/>
         <w:tblW w:type="auto" w:w="0"/>
-        <w:tblLayout w:type="autofit"/>
+        <w:tblLayout w:type="fixed"/>
         <w:tblLook w:firstColumn="1" w:firstRow="1" w:lastColumn="0" w:lastRow="0" w:noHBand="0" w:noVBand="1" w:val="04A0"/>
       </w:tblPr>
       <w:tblGrid>
-        <w:gridCol w:w="2160"/>
-        <w:gridCol w:w="2160"/>
-        <w:gridCol w:w="2160"/>
-        <w:gridCol w:w="2160"/>
+        <w:gridCol w:w="2480"/>
+        <w:gridCol w:w="2480"/>
+        <w:gridCol w:w="2480"/>
+        <w:gridCol w:w="2480"/>
       </w:tblGrid>
       <w:tr>
         <w:tc>
           <w:tcPr>
-            <w:tcW w:type="dxa" w:w="2160"/>
+            <w:tcW w:type="dxa" w:w="2480"/>
             <w:shd w:fill="D9E2F3"/>
           </w:tcPr>
           <w:p>
@@ -2570,7 +2570,7 @@
         </w:tc>
         <w:tc>
           <w:tcPr>
-            <w:tcW w:type="dxa" w:w="2160"/>
+            <w:tcW w:type="dxa" w:w="2480"/>
             <w:shd w:fill="D9E2F3"/>
           </w:tcPr>
           <w:p>
@@ -2592,7 +2592,7 @@
         </w:tc>
         <w:tc>
           <w:tcPr>
-            <w:tcW w:type="dxa" w:w="2160"/>
+            <w:tcW w:type="dxa" w:w="2480"/>
             <w:shd w:fill="D9E2F3"/>
           </w:tcPr>
           <w:p>
@@ -2614,7 +2614,7 @@
         </w:tc>
         <w:tc>
           <w:tcPr>
-            <w:tcW w:type="dxa" w:w="2160"/>
+            <w:tcW w:type="dxa" w:w="2480"/>
             <w:shd w:fill="D9E2F3"/>
           </w:tcPr>
           <w:p>
@@ -2638,7 +2638,7 @@
       <w:tr>
         <w:tc>
           <w:tcPr>
-            <w:tcW w:type="dxa" w:w="2160"/>
+            <w:tcW w:type="dxa" w:w="2480"/>
           </w:tcPr>
           <w:p>
             <w:r>
@@ -2657,7 +2657,7 @@
         </w:tc>
         <w:tc>
           <w:tcPr>
-            <w:tcW w:type="dxa" w:w="2160"/>
+            <w:tcW w:type="dxa" w:w="2480"/>
           </w:tcPr>
           <w:p>
             <w:r>
@@ -2676,7 +2676,7 @@
         </w:tc>
         <w:tc>
           <w:tcPr>
-            <w:tcW w:type="dxa" w:w="2160"/>
+            <w:tcW w:type="dxa" w:w="2480"/>
           </w:tcPr>
           <w:p>
             <w:r>
@@ -2695,7 +2695,7 @@
         </w:tc>
         <w:tc>
           <w:tcPr>
-            <w:tcW w:type="dxa" w:w="2160"/>
+            <w:tcW w:type="dxa" w:w="2480"/>
           </w:tcPr>
           <w:p>
             <w:r>
@@ -2751,7 +2751,7 @@
       <w:tr>
         <w:tc>
           <w:tcPr>
-            <w:tcW w:type="dxa" w:w="2160"/>
+            <w:tcW w:type="dxa" w:w="2480"/>
           </w:tcPr>
           <w:p>
             <w:r>
@@ -2770,7 +2770,7 @@
         </w:tc>
         <w:tc>
           <w:tcPr>
-            <w:tcW w:type="dxa" w:w="2160"/>
+            <w:tcW w:type="dxa" w:w="2480"/>
           </w:tcPr>
           <w:p>
             <w:r>
@@ -2789,7 +2789,7 @@
         </w:tc>
         <w:tc>
           <w:tcPr>
-            <w:tcW w:type="dxa" w:w="2160"/>
+            <w:tcW w:type="dxa" w:w="2480"/>
           </w:tcPr>
           <w:p>
             <w:r>
@@ -2808,7 +2808,7 @@
         </w:tc>
         <w:tc>
           <w:tcPr>
-            <w:tcW w:type="dxa" w:w="2160"/>
+            <w:tcW w:type="dxa" w:w="2480"/>
           </w:tcPr>
           <w:p>
             <w:r>
@@ -2836,7 +2836,7 @@
       <w:tr>
         <w:tc>
           <w:tcPr>
-            <w:tcW w:type="dxa" w:w="2160"/>
+            <w:tcW w:type="dxa" w:w="2480"/>
           </w:tcPr>
           <w:p>
             <w:r>
@@ -2855,7 +2855,7 @@
         </w:tc>
         <w:tc>
           <w:tcPr>
-            <w:tcW w:type="dxa" w:w="2160"/>
+            <w:tcW w:type="dxa" w:w="2480"/>
           </w:tcPr>
           <w:p>
             <w:r>
@@ -2874,7 +2874,7 @@
         </w:tc>
         <w:tc>
           <w:tcPr>
-            <w:tcW w:type="dxa" w:w="2160"/>
+            <w:tcW w:type="dxa" w:w="2480"/>
           </w:tcPr>
           <w:p>
             <w:r>
@@ -2893,7 +2893,7 @@
         </w:tc>
         <w:tc>
           <w:tcPr>
-            <w:tcW w:type="dxa" w:w="2160"/>
+            <w:tcW w:type="dxa" w:w="2480"/>
           </w:tcPr>
           <w:p>
             <w:r>
@@ -2956,7 +2956,7 @@
       <w:tr>
         <w:tc>
           <w:tcPr>
-            <w:tcW w:type="dxa" w:w="2160"/>
+            <w:tcW w:type="dxa" w:w="2480"/>
           </w:tcPr>
           <w:p>
             <w:r>
@@ -2975,7 +2975,7 @@
         </w:tc>
         <w:tc>
           <w:tcPr>
-            <w:tcW w:type="dxa" w:w="2160"/>
+            <w:tcW w:type="dxa" w:w="2480"/>
           </w:tcPr>
           <w:p>
             <w:r>
@@ -2994,7 +2994,7 @@
         </w:tc>
         <w:tc>
           <w:tcPr>
-            <w:tcW w:type="dxa" w:w="2160"/>
+            <w:tcW w:type="dxa" w:w="2480"/>
           </w:tcPr>
           <w:p>
             <w:r>
@@ -3013,7 +3013,7 @@
         </w:tc>
         <w:tc>
           <w:tcPr>
-            <w:tcW w:type="dxa" w:w="2160"/>
+            <w:tcW w:type="dxa" w:w="2480"/>
           </w:tcPr>
           <w:p>
             <w:r>
@@ -3041,7 +3041,7 @@
       <w:tr>
         <w:tc>
           <w:tcPr>
-            <w:tcW w:type="dxa" w:w="2160"/>
+            <w:tcW w:type="dxa" w:w="2480"/>
           </w:tcPr>
           <w:p>
             <w:r>
@@ -3060,7 +3060,7 @@
         </w:tc>
         <w:tc>
           <w:tcPr>
-            <w:tcW w:type="dxa" w:w="2160"/>
+            <w:tcW w:type="dxa" w:w="2480"/>
           </w:tcPr>
           <w:p>
             <w:r>
@@ -3079,7 +3079,7 @@
         </w:tc>
         <w:tc>
           <w:tcPr>
-            <w:tcW w:type="dxa" w:w="2160"/>
+            <w:tcW w:type="dxa" w:w="2480"/>
           </w:tcPr>
           <w:p>
             <w:r>
@@ -3098,7 +3098,7 @@
         </w:tc>
         <w:tc>
           <w:tcPr>
-            <w:tcW w:type="dxa" w:w="2160"/>
+            <w:tcW w:type="dxa" w:w="2480"/>
           </w:tcPr>
           <w:p>
             <w:r>
@@ -3322,7 +3322,7 @@
       <w:tr>
         <w:tc>
           <w:tcPr>
-            <w:tcW w:type="dxa" w:w="2160"/>
+            <w:tcW w:type="dxa" w:w="2480"/>
           </w:tcPr>
           <w:p>
             <w:r>
@@ -3341,7 +3341,7 @@
         </w:tc>
         <w:tc>
           <w:tcPr>
-            <w:tcW w:type="dxa" w:w="2160"/>
+            <w:tcW w:type="dxa" w:w="2480"/>
           </w:tcPr>
           <w:p>
             <w:r>
@@ -3360,7 +3360,7 @@
         </w:tc>
         <w:tc>
           <w:tcPr>
-            <w:tcW w:type="dxa" w:w="2160"/>
+            <w:tcW w:type="dxa" w:w="2480"/>
           </w:tcPr>
           <w:p>
             <w:r>
@@ -3379,7 +3379,7 @@
         </w:tc>
         <w:tc>
           <w:tcPr>
-            <w:tcW w:type="dxa" w:w="2160"/>
+            <w:tcW w:type="dxa" w:w="2480"/>
           </w:tcPr>
           <w:p>
             <w:r>
@@ -3414,7 +3414,7 @@
       <w:tr>
         <w:tc>
           <w:tcPr>
-            <w:tcW w:type="dxa" w:w="2160"/>
+            <w:tcW w:type="dxa" w:w="2480"/>
           </w:tcPr>
           <w:p>
             <w:r>
@@ -3433,7 +3433,7 @@
         </w:tc>
         <w:tc>
           <w:tcPr>
-            <w:tcW w:type="dxa" w:w="2160"/>
+            <w:tcW w:type="dxa" w:w="2480"/>
           </w:tcPr>
           <w:p>
             <w:r>
@@ -3452,7 +3452,7 @@
         </w:tc>
         <w:tc>
           <w:tcPr>
-            <w:tcW w:type="dxa" w:w="2160"/>
+            <w:tcW w:type="dxa" w:w="2480"/>
           </w:tcPr>
           <w:p>
             <w:r>
@@ -3471,7 +3471,7 @@
         </w:tc>
         <w:tc>
           <w:tcPr>
-            <w:tcW w:type="dxa" w:w="2160"/>
+            <w:tcW w:type="dxa" w:w="2480"/>
           </w:tcPr>
           <w:p>
             <w:r>
@@ -3506,7 +3506,7 @@
       <w:tr>
         <w:tc>
           <w:tcPr>
-            <w:tcW w:type="dxa" w:w="2160"/>
+            <w:tcW w:type="dxa" w:w="2480"/>
           </w:tcPr>
           <w:p>
             <w:r>
@@ -3525,7 +3525,7 @@
         </w:tc>
         <w:tc>
           <w:tcPr>
-            <w:tcW w:type="dxa" w:w="2160"/>
+            <w:tcW w:type="dxa" w:w="2480"/>
           </w:tcPr>
           <w:p>
             <w:r>
@@ -3544,7 +3544,7 @@
         </w:tc>
         <w:tc>
           <w:tcPr>
-            <w:tcW w:type="dxa" w:w="2160"/>
+            <w:tcW w:type="dxa" w:w="2480"/>
           </w:tcPr>
           <w:p>
             <w:r>
@@ -3563,7 +3563,7 @@
         </w:tc>
         <w:tc>
           <w:tcPr>
-            <w:tcW w:type="dxa" w:w="2160"/>
+            <w:tcW w:type="dxa" w:w="2480"/>
           </w:tcPr>
           <w:p>
             <w:r>
@@ -3598,7 +3598,7 @@
       <w:tr>
         <w:tc>
           <w:tcPr>
-            <w:tcW w:type="dxa" w:w="2160"/>
+            <w:tcW w:type="dxa" w:w="2480"/>
           </w:tcPr>
           <w:p>
             <w:r>
@@ -3617,7 +3617,7 @@
         </w:tc>
         <w:tc>
           <w:tcPr>
-            <w:tcW w:type="dxa" w:w="2160"/>
+            <w:tcW w:type="dxa" w:w="2480"/>
           </w:tcPr>
           <w:p>
             <w:r>
@@ -3636,7 +3636,7 @@
         </w:tc>
         <w:tc>
           <w:tcPr>
-            <w:tcW w:type="dxa" w:w="2160"/>
+            <w:tcW w:type="dxa" w:w="2480"/>
           </w:tcPr>
           <w:p>
             <w:r>
@@ -3655,7 +3655,7 @@
         </w:tc>
         <w:tc>
           <w:tcPr>
-            <w:tcW w:type="dxa" w:w="2160"/>
+            <w:tcW w:type="dxa" w:w="2480"/>
           </w:tcPr>
           <w:p>
             <w:r>
@@ -3690,7 +3690,7 @@
       <w:tr>
         <w:tc>
           <w:tcPr>
-            <w:tcW w:type="dxa" w:w="2160"/>
+            <w:tcW w:type="dxa" w:w="2480"/>
           </w:tcPr>
           <w:p>
             <w:r>
@@ -3709,7 +3709,7 @@
         </w:tc>
         <w:tc>
           <w:tcPr>
-            <w:tcW w:type="dxa" w:w="2160"/>
+            <w:tcW w:type="dxa" w:w="2480"/>
           </w:tcPr>
           <w:p>
             <w:r>
@@ -3728,7 +3728,7 @@
         </w:tc>
         <w:tc>
           <w:tcPr>
-            <w:tcW w:type="dxa" w:w="2160"/>
+            <w:tcW w:type="dxa" w:w="2480"/>
           </w:tcPr>
           <w:p>
             <w:r>
@@ -3747,7 +3747,7 @@
         </w:tc>
         <w:tc>
           <w:tcPr>
-            <w:tcW w:type="dxa" w:w="2160"/>
+            <w:tcW w:type="dxa" w:w="2480"/>
           </w:tcPr>
           <w:p>
             <w:r>
@@ -3768,7 +3768,7 @@
       <w:tr>
         <w:tc>
           <w:tcPr>
-            <w:tcW w:type="dxa" w:w="2160"/>
+            <w:tcW w:type="dxa" w:w="2480"/>
           </w:tcPr>
           <w:p>
             <w:r>
@@ -3787,7 +3787,7 @@
         </w:tc>
         <w:tc>
           <w:tcPr>
-            <w:tcW w:type="dxa" w:w="2160"/>
+            <w:tcW w:type="dxa" w:w="2480"/>
           </w:tcPr>
           <w:p>
             <w:r>
@@ -3806,7 +3806,7 @@
         </w:tc>
         <w:tc>
           <w:tcPr>
-            <w:tcW w:type="dxa" w:w="2160"/>
+            <w:tcW w:type="dxa" w:w="2480"/>
           </w:tcPr>
           <w:p>
             <w:r>
@@ -3825,7 +3825,7 @@
         </w:tc>
         <w:tc>
           <w:tcPr>
-            <w:tcW w:type="dxa" w:w="2160"/>
+            <w:tcW w:type="dxa" w:w="2480"/>
           </w:tcPr>
           <w:p>
             <w:r>
@@ -3860,7 +3860,7 @@
       <w:tr>
         <w:tc>
           <w:tcPr>
-            <w:tcW w:type="dxa" w:w="2160"/>
+            <w:tcW w:type="dxa" w:w="2480"/>
           </w:tcPr>
           <w:p>
             <w:r>
@@ -3879,7 +3879,7 @@
         </w:tc>
         <w:tc>
           <w:tcPr>
-            <w:tcW w:type="dxa" w:w="2160"/>
+            <w:tcW w:type="dxa" w:w="2480"/>
           </w:tcPr>
           <w:p>
             <w:r>
@@ -3898,7 +3898,7 @@
         </w:tc>
         <w:tc>
           <w:tcPr>
-            <w:tcW w:type="dxa" w:w="2160"/>
+            <w:tcW w:type="dxa" w:w="2480"/>
           </w:tcPr>
           <w:p>
             <w:r>
@@ -3917,7 +3917,7 @@
         </w:tc>
         <w:tc>
           <w:tcPr>
-            <w:tcW w:type="dxa" w:w="2160"/>
+            <w:tcW w:type="dxa" w:w="2480"/>
           </w:tcPr>
           <w:p>
             <w:r>
@@ -3952,7 +3952,7 @@
       <w:tr>
         <w:tc>
           <w:tcPr>
-            <w:tcW w:type="dxa" w:w="2160"/>
+            <w:tcW w:type="dxa" w:w="2480"/>
           </w:tcPr>
           <w:p>
             <w:r>
@@ -3971,7 +3971,7 @@
         </w:tc>
         <w:tc>
           <w:tcPr>
-            <w:tcW w:type="dxa" w:w="2160"/>
+            <w:tcW w:type="dxa" w:w="2480"/>
           </w:tcPr>
           <w:p>
             <w:r>
@@ -3990,7 +3990,7 @@
         </w:tc>
         <w:tc>
           <w:tcPr>
-            <w:tcW w:type="dxa" w:w="2160"/>
+            <w:tcW w:type="dxa" w:w="2480"/>
           </w:tcPr>
           <w:p>
             <w:r>
@@ -4009,7 +4009,7 @@
         </w:tc>
         <w:tc>
           <w:tcPr>
-            <w:tcW w:type="dxa" w:w="2160"/>
+            <w:tcW w:type="dxa" w:w="2480"/>
           </w:tcPr>
           <w:p>
             <w:r>
@@ -4037,7 +4037,7 @@
       <w:tr>
         <w:tc>
           <w:tcPr>
-            <w:tcW w:type="dxa" w:w="2160"/>
+            <w:tcW w:type="dxa" w:w="2480"/>
           </w:tcPr>
           <w:p>
             <w:r>
@@ -4056,7 +4056,7 @@
         </w:tc>
         <w:tc>
           <w:tcPr>
-            <w:tcW w:type="dxa" w:w="2160"/>
+            <w:tcW w:type="dxa" w:w="2480"/>
           </w:tcPr>
           <w:p>
             <w:r>
@@ -4075,7 +4075,7 @@
         </w:tc>
         <w:tc>
           <w:tcPr>
-            <w:tcW w:type="dxa" w:w="2160"/>
+            <w:tcW w:type="dxa" w:w="2480"/>
           </w:tcPr>
           <w:p>
             <w:r>
@@ -4094,7 +4094,7 @@
         </w:tc>
         <w:tc>
           <w:tcPr>
-            <w:tcW w:type="dxa" w:w="2160"/>
+            <w:tcW w:type="dxa" w:w="2480"/>
           </w:tcPr>
           <w:p>
             <w:r>
@@ -4115,7 +4115,7 @@
       <w:tr>
         <w:tc>
           <w:tcPr>
-            <w:tcW w:type="dxa" w:w="2160"/>
+            <w:tcW w:type="dxa" w:w="2480"/>
           </w:tcPr>
           <w:p>
             <w:r>
@@ -4134,7 +4134,7 @@
         </w:tc>
         <w:tc>
           <w:tcPr>
-            <w:tcW w:type="dxa" w:w="2160"/>
+            <w:tcW w:type="dxa" w:w="2480"/>
           </w:tcPr>
           <w:p>
             <w:r>
@@ -4153,7 +4153,7 @@
         </w:tc>
         <w:tc>
           <w:tcPr>
-            <w:tcW w:type="dxa" w:w="2160"/>
+            <w:tcW w:type="dxa" w:w="2480"/>
           </w:tcPr>
           <w:p>
             <w:r>
@@ -4172,7 +4172,7 @@
         </w:tc>
         <w:tc>
           <w:tcPr>
-            <w:tcW w:type="dxa" w:w="2160"/>
+            <w:tcW w:type="dxa" w:w="2480"/>
           </w:tcPr>
           <w:p>
             <w:r>
@@ -4193,7 +4193,7 @@
       <w:tr>
         <w:tc>
           <w:tcPr>
-            <w:tcW w:type="dxa" w:w="2160"/>
+            <w:tcW w:type="dxa" w:w="2480"/>
           </w:tcPr>
           <w:p>
             <w:r>
@@ -4212,7 +4212,7 @@
         </w:tc>
         <w:tc>
           <w:tcPr>
-            <w:tcW w:type="dxa" w:w="2160"/>
+            <w:tcW w:type="dxa" w:w="2480"/>
           </w:tcPr>
           <w:p>
             <w:r>
@@ -4231,7 +4231,7 @@
         </w:tc>
         <w:tc>
           <w:tcPr>
-            <w:tcW w:type="dxa" w:w="2160"/>
+            <w:tcW w:type="dxa" w:w="2480"/>
           </w:tcPr>
           <w:p>
             <w:r>
@@ -4250,7 +4250,7 @@
         </w:tc>
         <w:tc>
           <w:tcPr>
-            <w:tcW w:type="dxa" w:w="2160"/>
+            <w:tcW w:type="dxa" w:w="2480"/>
           </w:tcPr>
           <w:p>
             <w:r>
@@ -4446,7 +4446,7 @@
       <w:tr>
         <w:tc>
           <w:tcPr>
-            <w:tcW w:type="dxa" w:w="2160"/>
+            <w:tcW w:type="dxa" w:w="2480"/>
           </w:tcPr>
           <w:p>
             <w:r>
@@ -4465,7 +4465,7 @@
         </w:tc>
         <w:tc>
           <w:tcPr>
-            <w:tcW w:type="dxa" w:w="2160"/>
+            <w:tcW w:type="dxa" w:w="2480"/>
           </w:tcPr>
           <w:p>
             <w:r>
@@ -4484,7 +4484,7 @@
         </w:tc>
         <w:tc>
           <w:tcPr>
-            <w:tcW w:type="dxa" w:w="2160"/>
+            <w:tcW w:type="dxa" w:w="2480"/>
           </w:tcPr>
           <w:p>
             <w:r>
@@ -4503,7 +4503,7 @@
         </w:tc>
         <w:tc>
           <w:tcPr>
-            <w:tcW w:type="dxa" w:w="2160"/>
+            <w:tcW w:type="dxa" w:w="2480"/>
           </w:tcPr>
           <w:p>
             <w:r>
@@ -4566,7 +4566,7 @@
       <w:tr>
         <w:tc>
           <w:tcPr>
-            <w:tcW w:type="dxa" w:w="2160"/>
+            <w:tcW w:type="dxa" w:w="2480"/>
           </w:tcPr>
           <w:p>
             <w:r>
@@ -4585,7 +4585,7 @@
         </w:tc>
         <w:tc>
           <w:tcPr>
-            <w:tcW w:type="dxa" w:w="2160"/>
+            <w:tcW w:type="dxa" w:w="2480"/>
           </w:tcPr>
           <w:p>
             <w:r>
@@ -4604,7 +4604,7 @@
         </w:tc>
         <w:tc>
           <w:tcPr>
-            <w:tcW w:type="dxa" w:w="2160"/>
+            <w:tcW w:type="dxa" w:w="2480"/>
           </w:tcPr>
           <w:p>
             <w:r>
@@ -4623,7 +4623,7 @@
         </w:tc>
         <w:tc>
           <w:tcPr>
-            <w:tcW w:type="dxa" w:w="2160"/>
+            <w:tcW w:type="dxa" w:w="2480"/>
           </w:tcPr>
           <w:p>
             <w:r>
@@ -4644,7 +4644,7 @@
       <w:tr>
         <w:tc>
           <w:tcPr>
-            <w:tcW w:type="dxa" w:w="2160"/>
+            <w:tcW w:type="dxa" w:w="2480"/>
           </w:tcPr>
           <w:p>
             <w:r>
@@ -4663,7 +4663,7 @@
         </w:tc>
         <w:tc>
           <w:tcPr>
-            <w:tcW w:type="dxa" w:w="2160"/>
+            <w:tcW w:type="dxa" w:w="2480"/>
           </w:tcPr>
           <w:p>
             <w:r>
@@ -4682,7 +4682,7 @@
         </w:tc>
         <w:tc>
           <w:tcPr>
-            <w:tcW w:type="dxa" w:w="2160"/>
+            <w:tcW w:type="dxa" w:w="2480"/>
           </w:tcPr>
           <w:p>
             <w:r>
@@ -4701,7 +4701,7 @@
         </w:tc>
         <w:tc>
           <w:tcPr>
-            <w:tcW w:type="dxa" w:w="2160"/>
+            <w:tcW w:type="dxa" w:w="2480"/>
           </w:tcPr>
           <w:p>
             <w:r>
@@ -4722,7 +4722,7 @@
       <w:tr>
         <w:tc>
           <w:tcPr>
-            <w:tcW w:type="dxa" w:w="2160"/>
+            <w:tcW w:type="dxa" w:w="2480"/>
           </w:tcPr>
           <w:p>
             <w:r>
@@ -4741,7 +4741,7 @@
         </w:tc>
         <w:tc>
           <w:tcPr>
-            <w:tcW w:type="dxa" w:w="2160"/>
+            <w:tcW w:type="dxa" w:w="2480"/>
           </w:tcPr>
           <w:p>
             <w:r>
@@ -4760,7 +4760,7 @@
         </w:tc>
         <w:tc>
           <w:tcPr>
-            <w:tcW w:type="dxa" w:w="2160"/>
+            <w:tcW w:type="dxa" w:w="2480"/>
           </w:tcPr>
           <w:p>
             <w:r>
@@ -4779,7 +4779,7 @@
         </w:tc>
         <w:tc>
           <w:tcPr>
-            <w:tcW w:type="dxa" w:w="2160"/>
+            <w:tcW w:type="dxa" w:w="2480"/>
           </w:tcPr>
           <w:p>
             <w:r>
@@ -4828,7 +4828,7 @@
       <w:tr>
         <w:tc>
           <w:tcPr>
-            <w:tcW w:type="dxa" w:w="2160"/>
+            <w:tcW w:type="dxa" w:w="2480"/>
           </w:tcPr>
           <w:p>
             <w:r>
@@ -4847,7 +4847,7 @@
         </w:tc>
         <w:tc>
           <w:tcPr>
-            <w:tcW w:type="dxa" w:w="2160"/>
+            <w:tcW w:type="dxa" w:w="2480"/>
           </w:tcPr>
           <w:p>
             <w:r>
@@ -4866,7 +4866,7 @@
         </w:tc>
         <w:tc>
           <w:tcPr>
-            <w:tcW w:type="dxa" w:w="2160"/>
+            <w:tcW w:type="dxa" w:w="2480"/>
           </w:tcPr>
           <w:p>
             <w:r>
@@ -4885,7 +4885,7 @@
         </w:tc>
         <w:tc>
           <w:tcPr>
-            <w:tcW w:type="dxa" w:w="2160"/>
+            <w:tcW w:type="dxa" w:w="2480"/>
           </w:tcPr>
           <w:p>
             <w:r>
@@ -4913,7 +4913,7 @@
       <w:tr>
         <w:tc>
           <w:tcPr>
-            <w:tcW w:type="dxa" w:w="2160"/>
+            <w:tcW w:type="dxa" w:w="2480"/>
           </w:tcPr>
           <w:p>
             <w:r>
@@ -4932,7 +4932,7 @@
         </w:tc>
         <w:tc>
           <w:tcPr>
-            <w:tcW w:type="dxa" w:w="2160"/>
+            <w:tcW w:type="dxa" w:w="2480"/>
           </w:tcPr>
           <w:p>
             <w:r>
@@ -4951,7 +4951,7 @@
         </w:tc>
         <w:tc>
           <w:tcPr>
-            <w:tcW w:type="dxa" w:w="2160"/>
+            <w:tcW w:type="dxa" w:w="2480"/>
           </w:tcPr>
           <w:p>
             <w:r>
@@ -4970,7 +4970,7 @@
         </w:tc>
         <w:tc>
           <w:tcPr>
-            <w:tcW w:type="dxa" w:w="2160"/>
+            <w:tcW w:type="dxa" w:w="2480"/>
           </w:tcPr>
           <w:p>
             <w:r>
@@ -4991,7 +4991,7 @@
       <w:tr>
         <w:tc>
           <w:tcPr>
-            <w:tcW w:type="dxa" w:w="2160"/>
+            <w:tcW w:type="dxa" w:w="2480"/>
           </w:tcPr>
           <w:p>
             <w:r>
@@ -5010,7 +5010,7 @@
         </w:tc>
         <w:tc>
           <w:tcPr>
-            <w:tcW w:type="dxa" w:w="2160"/>
+            <w:tcW w:type="dxa" w:w="2480"/>
           </w:tcPr>
           <w:p>
             <w:r>
@@ -5029,7 +5029,7 @@
         </w:tc>
         <w:tc>
           <w:tcPr>
-            <w:tcW w:type="dxa" w:w="2160"/>
+            <w:tcW w:type="dxa" w:w="2480"/>
           </w:tcPr>
           <w:p>
             <w:r>
@@ -5048,7 +5048,7 @@
         </w:tc>
         <w:tc>
           <w:tcPr>
-            <w:tcW w:type="dxa" w:w="2160"/>
+            <w:tcW w:type="dxa" w:w="2480"/>
           </w:tcPr>
           <w:p>
             <w:r>
@@ -5083,7 +5083,7 @@
       <w:tr>
         <w:tc>
           <w:tcPr>
-            <w:tcW w:type="dxa" w:w="2160"/>
+            <w:tcW w:type="dxa" w:w="2480"/>
           </w:tcPr>
           <w:p>
             <w:r>
@@ -5102,7 +5102,7 @@
         </w:tc>
         <w:tc>
           <w:tcPr>
-            <w:tcW w:type="dxa" w:w="2160"/>
+            <w:tcW w:type="dxa" w:w="2480"/>
           </w:tcPr>
           <w:p>
             <w:r>
@@ -5121,7 +5121,7 @@
         </w:tc>
         <w:tc>
           <w:tcPr>
-            <w:tcW w:type="dxa" w:w="2160"/>
+            <w:tcW w:type="dxa" w:w="2480"/>
           </w:tcPr>
           <w:p>
             <w:r>
@@ -5140,7 +5140,7 @@
         </w:tc>
         <w:tc>
           <w:tcPr>
-            <w:tcW w:type="dxa" w:w="2160"/>
+            <w:tcW w:type="dxa" w:w="2480"/>
           </w:tcPr>
           <w:p>
             <w:r>
@@ -5196,7 +5196,7 @@
       <w:tr>
         <w:tc>
           <w:tcPr>
-            <w:tcW w:type="dxa" w:w="2160"/>
+            <w:tcW w:type="dxa" w:w="2480"/>
           </w:tcPr>
           <w:p>
             <w:r>
@@ -5215,7 +5215,7 @@
         </w:tc>
         <w:tc>
           <w:tcPr>
-            <w:tcW w:type="dxa" w:w="2160"/>
+            <w:tcW w:type="dxa" w:w="2480"/>
           </w:tcPr>
           <w:p>
             <w:r>
@@ -5234,7 +5234,7 @@
         </w:tc>
         <w:tc>
           <w:tcPr>
-            <w:tcW w:type="dxa" w:w="2160"/>
+            <w:tcW w:type="dxa" w:w="2480"/>
           </w:tcPr>
           <w:p>
             <w:r>
@@ -5253,7 +5253,7 @@
         </w:tc>
         <w:tc>
           <w:tcPr>
-            <w:tcW w:type="dxa" w:w="2160"/>
+            <w:tcW w:type="dxa" w:w="2480"/>
           </w:tcPr>
           <w:p>
             <w:r>
@@ -5274,7 +5274,7 @@
       <w:tr>
         <w:tc>
           <w:tcPr>
-            <w:tcW w:type="dxa" w:w="2160"/>
+            <w:tcW w:type="dxa" w:w="2480"/>
           </w:tcPr>
           <w:p>
             <w:r>
@@ -5293,7 +5293,7 @@
         </w:tc>
         <w:tc>
           <w:tcPr>
-            <w:tcW w:type="dxa" w:w="2160"/>
+            <w:tcW w:type="dxa" w:w="2480"/>
           </w:tcPr>
           <w:p>
             <w:r>
@@ -5312,7 +5312,7 @@
         </w:tc>
         <w:tc>
           <w:tcPr>
-            <w:tcW w:type="dxa" w:w="2160"/>
+            <w:tcW w:type="dxa" w:w="2480"/>
           </w:tcPr>
           <w:p>
             <w:r>
@@ -5331,7 +5331,7 @@
         </w:tc>
         <w:tc>
           <w:tcPr>
-            <w:tcW w:type="dxa" w:w="2160"/>
+            <w:tcW w:type="dxa" w:w="2480"/>
           </w:tcPr>
           <w:p>
             <w:r>
@@ -5517,18 +5517,18 @@
       <w:tblPr>
         <w:tblStyle w:val="TableGrid"/>
         <w:tblW w:type="auto" w:w="0"/>
-        <w:tblLayout w:type="autofit"/>
+        <w:tblLayout w:type="fixed"/>
         <w:tblLook w:firstColumn="1" w:firstRow="1" w:lastColumn="0" w:lastRow="0" w:noHBand="0" w:noVBand="1" w:val="04A0"/>
       </w:tblPr>
       <w:tblGrid>
-        <w:gridCol w:w="2880"/>
-        <w:gridCol w:w="2880"/>
-        <w:gridCol w:w="2880"/>
+        <w:gridCol w:w="3307"/>
+        <w:gridCol w:w="3307"/>
+        <w:gridCol w:w="3307"/>
       </w:tblGrid>
       <w:tr>
         <w:tc>
           <w:tcPr>
-            <w:tcW w:type="dxa" w:w="2880"/>
+            <w:tcW w:type="dxa" w:w="3307"/>
             <w:shd w:fill="D9E2F3"/>
           </w:tcPr>
           <w:p>
@@ -5550,7 +5550,7 @@
         </w:tc>
         <w:tc>
           <w:tcPr>
-            <w:tcW w:type="dxa" w:w="2880"/>
+            <w:tcW w:type="dxa" w:w="3307"/>
             <w:shd w:fill="D9E2F3"/>
           </w:tcPr>
           <w:p>
@@ -5572,7 +5572,7 @@
         </w:tc>
         <w:tc>
           <w:tcPr>
-            <w:tcW w:type="dxa" w:w="2880"/>
+            <w:tcW w:type="dxa" w:w="3307"/>
             <w:shd w:fill="D9E2F3"/>
           </w:tcPr>
           <w:p>
@@ -5596,7 +5596,7 @@
       <w:tr>
         <w:tc>
           <w:tcPr>
-            <w:tcW w:type="dxa" w:w="2880"/>
+            <w:tcW w:type="dxa" w:w="3307"/>
           </w:tcPr>
           <w:p>
             <w:r>
@@ -5615,7 +5615,7 @@
         </w:tc>
         <w:tc>
           <w:tcPr>
-            <w:tcW w:type="dxa" w:w="2880"/>
+            <w:tcW w:type="dxa" w:w="3307"/>
           </w:tcPr>
           <w:p>
             <w:r>
@@ -5634,7 +5634,7 @@
         </w:tc>
         <w:tc>
           <w:tcPr>
-            <w:tcW w:type="dxa" w:w="2880"/>
+            <w:tcW w:type="dxa" w:w="3307"/>
           </w:tcPr>
           <w:p>
             <w:r>
@@ -5795,7 +5795,7 @@
       <w:tr>
         <w:tc>
           <w:tcPr>
-            <w:tcW w:type="dxa" w:w="2880"/>
+            <w:tcW w:type="dxa" w:w="3307"/>
           </w:tcPr>
           <w:p>
             <w:r>
@@ -5814,7 +5814,7 @@
         </w:tc>
         <w:tc>
           <w:tcPr>
-            <w:tcW w:type="dxa" w:w="2880"/>
+            <w:tcW w:type="dxa" w:w="3307"/>
           </w:tcPr>
           <w:p>
             <w:r>
@@ -5833,7 +5833,7 @@
         </w:tc>
         <w:tc>
           <w:tcPr>
-            <w:tcW w:type="dxa" w:w="2880"/>
+            <w:tcW w:type="dxa" w:w="3307"/>
           </w:tcPr>
           <w:p>
             <w:r>
@@ -5924,7 +5924,7 @@
       <w:tr>
         <w:tc>
           <w:tcPr>
-            <w:tcW w:type="dxa" w:w="2880"/>
+            <w:tcW w:type="dxa" w:w="3307"/>
           </w:tcPr>
           <w:p>
             <w:r>
@@ -5943,7 +5943,7 @@
         </w:tc>
         <w:tc>
           <w:tcPr>
-            <w:tcW w:type="dxa" w:w="2880"/>
+            <w:tcW w:type="dxa" w:w="3307"/>
           </w:tcPr>
           <w:p>
             <w:r>
@@ -5962,7 +5962,7 @@
         </w:tc>
         <w:tc>
           <w:tcPr>
-            <w:tcW w:type="dxa" w:w="2880"/>
+            <w:tcW w:type="dxa" w:w="3307"/>
           </w:tcPr>
           <w:p>
             <w:r>
@@ -6053,7 +6053,7 @@
       <w:tr>
         <w:tc>
           <w:tcPr>
-            <w:tcW w:type="dxa" w:w="2880"/>
+            <w:tcW w:type="dxa" w:w="3307"/>
           </w:tcPr>
           <w:p>
             <w:r>
@@ -6072,7 +6072,7 @@
         </w:tc>
         <w:tc>
           <w:tcPr>
-            <w:tcW w:type="dxa" w:w="2880"/>
+            <w:tcW w:type="dxa" w:w="3307"/>
           </w:tcPr>
           <w:p>
             <w:r>
@@ -6091,7 +6091,7 @@
         </w:tc>
         <w:tc>
           <w:tcPr>
-            <w:tcW w:type="dxa" w:w="2880"/>
+            <w:tcW w:type="dxa" w:w="3307"/>
           </w:tcPr>
           <w:p>
             <w:r>
@@ -6168,7 +6168,7 @@
       <w:tr>
         <w:tc>
           <w:tcPr>
-            <w:tcW w:type="dxa" w:w="2880"/>
+            <w:tcW w:type="dxa" w:w="3307"/>
           </w:tcPr>
           <w:p>
             <w:r>
@@ -6187,7 +6187,7 @@
         </w:tc>
         <w:tc>
           <w:tcPr>
-            <w:tcW w:type="dxa" w:w="2880"/>
+            <w:tcW w:type="dxa" w:w="3307"/>
           </w:tcPr>
           <w:p>
             <w:r>
@@ -6206,7 +6206,7 @@
         </w:tc>
         <w:tc>
           <w:tcPr>
-            <w:tcW w:type="dxa" w:w="2880"/>
+            <w:tcW w:type="dxa" w:w="3307"/>
           </w:tcPr>
           <w:p>
             <w:r>
@@ -6283,7 +6283,7 @@
       <w:tr>
         <w:tc>
           <w:tcPr>
-            <w:tcW w:type="dxa" w:w="2880"/>
+            <w:tcW w:type="dxa" w:w="3307"/>
           </w:tcPr>
           <w:p>
             <w:r>
@@ -6302,7 +6302,7 @@
         </w:tc>
         <w:tc>
           <w:tcPr>
-            <w:tcW w:type="dxa" w:w="2880"/>
+            <w:tcW w:type="dxa" w:w="3307"/>
           </w:tcPr>
           <w:p>
             <w:r>
@@ -6321,7 +6321,7 @@
         </w:tc>
         <w:tc>
           <w:tcPr>
-            <w:tcW w:type="dxa" w:w="2880"/>
+            <w:tcW w:type="dxa" w:w="3307"/>
           </w:tcPr>
           <w:p>
             <w:r>
@@ -6398,7 +6398,7 @@
       <w:tr>
         <w:tc>
           <w:tcPr>
-            <w:tcW w:type="dxa" w:w="2880"/>
+            <w:tcW w:type="dxa" w:w="3307"/>
           </w:tcPr>
           <w:p>
             <w:r>
@@ -6417,7 +6417,7 @@
         </w:tc>
         <w:tc>
           <w:tcPr>
-            <w:tcW w:type="dxa" w:w="2880"/>
+            <w:tcW w:type="dxa" w:w="3307"/>
           </w:tcPr>
           <w:p>
             <w:r>
@@ -6436,7 +6436,7 @@
         </w:tc>
         <w:tc>
           <w:tcPr>
-            <w:tcW w:type="dxa" w:w="2880"/>
+            <w:tcW w:type="dxa" w:w="3307"/>
           </w:tcPr>
           <w:p>
             <w:r>
@@ -6485,7 +6485,7 @@
       <w:tr>
         <w:tc>
           <w:tcPr>
-            <w:tcW w:type="dxa" w:w="2880"/>
+            <w:tcW w:type="dxa" w:w="3307"/>
           </w:tcPr>
           <w:p>
             <w:r>
@@ -6504,7 +6504,7 @@
         </w:tc>
         <w:tc>
           <w:tcPr>
-            <w:tcW w:type="dxa" w:w="2880"/>
+            <w:tcW w:type="dxa" w:w="3307"/>
           </w:tcPr>
           <w:p>
             <w:r>
@@ -6523,7 +6523,7 @@
         </w:tc>
         <w:tc>
           <w:tcPr>
-            <w:tcW w:type="dxa" w:w="2880"/>
+            <w:tcW w:type="dxa" w:w="3307"/>
           </w:tcPr>
           <w:p>
             <w:r>
@@ -6572,7 +6572,7 @@
       <w:tr>
         <w:tc>
           <w:tcPr>
-            <w:tcW w:type="dxa" w:w="2880"/>
+            <w:tcW w:type="dxa" w:w="3307"/>
           </w:tcPr>
           <w:p>
             <w:r>
@@ -6592,7 +6592,7 @@
         </w:tc>
         <w:tc>
           <w:tcPr>
-            <w:tcW w:type="dxa" w:w="2880"/>
+            <w:tcW w:type="dxa" w:w="3307"/>
           </w:tcPr>
           <w:p>
             <w:r>
@@ -6612,7 +6612,7 @@
         </w:tc>
         <w:tc>
           <w:tcPr>
-            <w:tcW w:type="dxa" w:w="2880"/>
+            <w:tcW w:type="dxa" w:w="3307"/>
           </w:tcPr>
           <w:p>
             <w:r>
@@ -6724,18 +6724,18 @@
       <w:tblPr>
         <w:tblStyle w:val="TableGrid"/>
         <w:tblW w:type="auto" w:w="0"/>
-        <w:tblLayout w:type="autofit"/>
+        <w:tblLayout w:type="fixed"/>
         <w:tblLook w:firstColumn="1" w:firstRow="1" w:lastColumn="0" w:lastRow="0" w:noHBand="0" w:noVBand="1" w:val="04A0"/>
       </w:tblPr>
       <w:tblGrid>
-        <w:gridCol w:w="2880"/>
-        <w:gridCol w:w="2880"/>
-        <w:gridCol w:w="2880"/>
+        <w:gridCol w:w="3307"/>
+        <w:gridCol w:w="3307"/>
+        <w:gridCol w:w="3307"/>
       </w:tblGrid>
       <w:tr>
         <w:tc>
           <w:tcPr>
-            <w:tcW w:type="dxa" w:w="2880"/>
+            <w:tcW w:type="dxa" w:w="3307"/>
             <w:shd w:fill="D9E2F3"/>
           </w:tcPr>
           <w:p>
@@ -6757,7 +6757,7 @@
         </w:tc>
         <w:tc>
           <w:tcPr>
-            <w:tcW w:type="dxa" w:w="2880"/>
+            <w:tcW w:type="dxa" w:w="3307"/>
             <w:shd w:fill="D9E2F3"/>
           </w:tcPr>
           <w:p>
@@ -6779,7 +6779,7 @@
         </w:tc>
         <w:tc>
           <w:tcPr>
-            <w:tcW w:type="dxa" w:w="2880"/>
+            <w:tcW w:type="dxa" w:w="3307"/>
             <w:shd w:fill="D9E2F3"/>
           </w:tcPr>
           <w:p>
@@ -6803,7 +6803,7 @@
       <w:tr>
         <w:tc>
           <w:tcPr>
-            <w:tcW w:type="dxa" w:w="2880"/>
+            <w:tcW w:type="dxa" w:w="3307"/>
           </w:tcPr>
           <w:p>
             <w:r>
@@ -6836,7 +6836,7 @@
         </w:tc>
         <w:tc>
           <w:tcPr>
-            <w:tcW w:type="dxa" w:w="2880"/>
+            <w:tcW w:type="dxa" w:w="3307"/>
           </w:tcPr>
           <w:p>
             <w:r>
@@ -6856,7 +6856,7 @@
         </w:tc>
         <w:tc>
           <w:tcPr>
-            <w:tcW w:type="dxa" w:w="2880"/>
+            <w:tcW w:type="dxa" w:w="3307"/>
           </w:tcPr>
           <w:p>
             <w:r>
@@ -6877,7 +6877,7 @@
       <w:tr>
         <w:tc>
           <w:tcPr>
-            <w:tcW w:type="dxa" w:w="2880"/>
+            <w:tcW w:type="dxa" w:w="3307"/>
           </w:tcPr>
           <w:p>
             <w:r>
@@ -6917,7 +6917,7 @@
         </w:tc>
         <w:tc>
           <w:tcPr>
-            <w:tcW w:type="dxa" w:w="2880"/>
+            <w:tcW w:type="dxa" w:w="3307"/>
           </w:tcPr>
           <w:p>
             <w:r>
@@ -6937,7 +6937,7 @@
         </w:tc>
         <w:tc>
           <w:tcPr>
-            <w:tcW w:type="dxa" w:w="2880"/>
+            <w:tcW w:type="dxa" w:w="3307"/>
           </w:tcPr>
           <w:p>
             <w:r>
@@ -6972,7 +6972,7 @@
       <w:tr>
         <w:tc>
           <w:tcPr>
-            <w:tcW w:type="dxa" w:w="2880"/>
+            <w:tcW w:type="dxa" w:w="3307"/>
           </w:tcPr>
           <w:p>
             <w:r>
@@ -7012,7 +7012,7 @@
         </w:tc>
         <w:tc>
           <w:tcPr>
-            <w:tcW w:type="dxa" w:w="2880"/>
+            <w:tcW w:type="dxa" w:w="3307"/>
           </w:tcPr>
           <w:p>
             <w:r>
@@ -7032,7 +7032,7 @@
         </w:tc>
         <w:tc>
           <w:tcPr>
-            <w:tcW w:type="dxa" w:w="2880"/>
+            <w:tcW w:type="dxa" w:w="3307"/>
           </w:tcPr>
           <w:p>
             <w:r>
@@ -7053,7 +7053,7 @@
       <w:tr>
         <w:tc>
           <w:tcPr>
-            <w:tcW w:type="dxa" w:w="2880"/>
+            <w:tcW w:type="dxa" w:w="3307"/>
           </w:tcPr>
           <w:p>
             <w:r>
@@ -7072,7 +7072,7 @@
         </w:tc>
         <w:tc>
           <w:tcPr>
-            <w:tcW w:type="dxa" w:w="2880"/>
+            <w:tcW w:type="dxa" w:w="3307"/>
           </w:tcPr>
           <w:p>
             <w:r>
@@ -7091,7 +7091,7 @@
         </w:tc>
         <w:tc>
           <w:tcPr>
-            <w:tcW w:type="dxa" w:w="2880"/>
+            <w:tcW w:type="dxa" w:w="3307"/>
           </w:tcPr>
           <w:p>
             <w:r>
@@ -7133,7 +7133,7 @@
       <w:tr>
         <w:tc>
           <w:tcPr>
-            <w:tcW w:type="dxa" w:w="2880"/>
+            <w:tcW w:type="dxa" w:w="3307"/>
           </w:tcPr>
           <w:p>
             <w:r>
@@ -7152,7 +7152,7 @@
         </w:tc>
         <w:tc>
           <w:tcPr>
-            <w:tcW w:type="dxa" w:w="2880"/>
+            <w:tcW w:type="dxa" w:w="3307"/>
           </w:tcPr>
           <w:p>
             <w:r>
@@ -7172,7 +7172,7 @@
         </w:tc>
         <w:tc>
           <w:tcPr>
-            <w:tcW w:type="dxa" w:w="2880"/>
+            <w:tcW w:type="dxa" w:w="3307"/>
           </w:tcPr>
           <w:p>
             <w:r>
@@ -7487,18 +7487,18 @@
       <w:tblPr>
         <w:tblStyle w:val="TableGrid"/>
         <w:tblW w:type="auto" w:w="0"/>
-        <w:tblLayout w:type="autofit"/>
+        <w:tblLayout w:type="fixed"/>
         <w:tblLook w:firstColumn="1" w:firstRow="1" w:lastColumn="0" w:lastRow="0" w:noHBand="0" w:noVBand="1" w:val="04A0"/>
       </w:tblPr>
       <w:tblGrid>
-        <w:gridCol w:w="2880"/>
-        <w:gridCol w:w="2880"/>
-        <w:gridCol w:w="2880"/>
+        <w:gridCol w:w="3307"/>
+        <w:gridCol w:w="3307"/>
+        <w:gridCol w:w="3307"/>
       </w:tblGrid>
       <w:tr>
         <w:tc>
           <w:tcPr>
-            <w:tcW w:type="dxa" w:w="2880"/>
+            <w:tcW w:type="dxa" w:w="3307"/>
             <w:shd w:fill="D9E2F3"/>
           </w:tcPr>
           <w:p>
@@ -7520,7 +7520,7 @@
         </w:tc>
         <w:tc>
           <w:tcPr>
-            <w:tcW w:type="dxa" w:w="2880"/>
+            <w:tcW w:type="dxa" w:w="3307"/>
             <w:shd w:fill="D9E2F3"/>
           </w:tcPr>
           <w:p>
@@ -7542,7 +7542,7 @@
         </w:tc>
         <w:tc>
           <w:tcPr>
-            <w:tcW w:type="dxa" w:w="2880"/>
+            <w:tcW w:type="dxa" w:w="3307"/>
             <w:shd w:fill="D9E2F3"/>
           </w:tcPr>
           <w:p>
@@ -7566,7 +7566,7 @@
       <w:tr>
         <w:tc>
           <w:tcPr>
-            <w:tcW w:type="dxa" w:w="2880"/>
+            <w:tcW w:type="dxa" w:w="3307"/>
           </w:tcPr>
           <w:p>
             <w:r>
@@ -7585,7 +7585,7 @@
         </w:tc>
         <w:tc>
           <w:tcPr>
-            <w:tcW w:type="dxa" w:w="2880"/>
+            <w:tcW w:type="dxa" w:w="3307"/>
           </w:tcPr>
           <w:p>
             <w:r>
@@ -7604,7 +7604,7 @@
         </w:tc>
         <w:tc>
           <w:tcPr>
-            <w:tcW w:type="dxa" w:w="2880"/>
+            <w:tcW w:type="dxa" w:w="3307"/>
           </w:tcPr>
           <w:p>
             <w:r>
@@ -7639,7 +7639,7 @@
       <w:tr>
         <w:tc>
           <w:tcPr>
-            <w:tcW w:type="dxa" w:w="2880"/>
+            <w:tcW w:type="dxa" w:w="3307"/>
           </w:tcPr>
           <w:p>
             <w:r>
@@ -7658,7 +7658,7 @@
         </w:tc>
         <w:tc>
           <w:tcPr>
-            <w:tcW w:type="dxa" w:w="2880"/>
+            <w:tcW w:type="dxa" w:w="3307"/>
           </w:tcPr>
           <w:p>
             <w:r>
@@ -7677,7 +7677,7 @@
         </w:tc>
         <w:tc>
           <w:tcPr>
-            <w:tcW w:type="dxa" w:w="2880"/>
+            <w:tcW w:type="dxa" w:w="3307"/>
           </w:tcPr>
           <w:p>
             <w:r>
@@ -7712,7 +7712,7 @@
       <w:tr>
         <w:tc>
           <w:tcPr>
-            <w:tcW w:type="dxa" w:w="2880"/>
+            <w:tcW w:type="dxa" w:w="3307"/>
           </w:tcPr>
           <w:p>
             <w:r>
@@ -7731,7 +7731,7 @@
         </w:tc>
         <w:tc>
           <w:tcPr>
-            <w:tcW w:type="dxa" w:w="2880"/>
+            <w:tcW w:type="dxa" w:w="3307"/>
           </w:tcPr>
           <w:p>
             <w:r>
@@ -7778,7 +7778,7 @@
         </w:tc>
         <w:tc>
           <w:tcPr>
-            <w:tcW w:type="dxa" w:w="2880"/>
+            <w:tcW w:type="dxa" w:w="3307"/>
           </w:tcPr>
           <w:p>
             <w:r>
@@ -7813,7 +7813,7 @@
       <w:tr>
         <w:tc>
           <w:tcPr>
-            <w:tcW w:type="dxa" w:w="2880"/>
+            <w:tcW w:type="dxa" w:w="3307"/>
           </w:tcPr>
           <w:p>
             <w:r>
@@ -7832,7 +7832,7 @@
         </w:tc>
         <w:tc>
           <w:tcPr>
-            <w:tcW w:type="dxa" w:w="2880"/>
+            <w:tcW w:type="dxa" w:w="3307"/>
           </w:tcPr>
           <w:p>
             <w:r>
@@ -7851,7 +7851,7 @@
         </w:tc>
         <w:tc>
           <w:tcPr>
-            <w:tcW w:type="dxa" w:w="2880"/>
+            <w:tcW w:type="dxa" w:w="3307"/>
           </w:tcPr>
           <w:p>
             <w:r>
@@ -7872,7 +7872,7 @@
       <w:tr>
         <w:tc>
           <w:tcPr>
-            <w:tcW w:type="dxa" w:w="2880"/>
+            <w:tcW w:type="dxa" w:w="3307"/>
           </w:tcPr>
           <w:p>
             <w:r>
@@ -7891,7 +7891,7 @@
         </w:tc>
         <w:tc>
           <w:tcPr>
-            <w:tcW w:type="dxa" w:w="2880"/>
+            <w:tcW w:type="dxa" w:w="3307"/>
           </w:tcPr>
           <w:p>
             <w:r>
@@ -7910,7 +7910,7 @@
         </w:tc>
         <w:tc>
           <w:tcPr>
-            <w:tcW w:type="dxa" w:w="2880"/>
+            <w:tcW w:type="dxa" w:w="3307"/>
           </w:tcPr>
           <w:p>
             <w:r>
@@ -7952,7 +7952,7 @@
       <w:tr>
         <w:tc>
           <w:tcPr>
-            <w:tcW w:type="dxa" w:w="2880"/>
+            <w:tcW w:type="dxa" w:w="3307"/>
           </w:tcPr>
           <w:p>
             <w:r>
@@ -7971,7 +7971,7 @@
         </w:tc>
         <w:tc>
           <w:tcPr>
-            <w:tcW w:type="dxa" w:w="2880"/>
+            <w:tcW w:type="dxa" w:w="3307"/>
           </w:tcPr>
           <w:p>
             <w:r>
@@ -8074,7 +8074,7 @@
         </w:tc>
         <w:tc>
           <w:tcPr>
-            <w:tcW w:type="dxa" w:w="2880"/>
+            <w:tcW w:type="dxa" w:w="3307"/>
           </w:tcPr>
           <w:p>
             <w:r>
@@ -8236,19 +8236,19 @@
       <w:tblPr>
         <w:tblStyle w:val="TableGrid"/>
         <w:tblW w:type="auto" w:w="0"/>
-        <w:tblLayout w:type="autofit"/>
+        <w:tblLayout w:type="fixed"/>
         <w:tblLook w:firstColumn="1" w:firstRow="1" w:lastColumn="0" w:lastRow="0" w:noHBand="0" w:noVBand="1" w:val="04A0"/>
       </w:tblPr>
       <w:tblGrid>
-        <w:gridCol w:w="2160"/>
-        <w:gridCol w:w="2160"/>
-        <w:gridCol w:w="2160"/>
-        <w:gridCol w:w="2160"/>
+        <w:gridCol w:w="2480"/>
+        <w:gridCol w:w="2480"/>
+        <w:gridCol w:w="2480"/>
+        <w:gridCol w:w="2480"/>
       </w:tblGrid>
       <w:tr>
         <w:tc>
           <w:tcPr>
-            <w:tcW w:type="dxa" w:w="2160"/>
+            <w:tcW w:type="dxa" w:w="2480"/>
             <w:shd w:fill="D9E2F3"/>
           </w:tcPr>
           <w:p>
@@ -8270,7 +8270,7 @@
         </w:tc>
         <w:tc>
           <w:tcPr>
-            <w:tcW w:type="dxa" w:w="2160"/>
+            <w:tcW w:type="dxa" w:w="2480"/>
             <w:shd w:fill="D9E2F3"/>
           </w:tcPr>
           <w:p>
@@ -8292,7 +8292,7 @@
         </w:tc>
         <w:tc>
           <w:tcPr>
-            <w:tcW w:type="dxa" w:w="2160"/>
+            <w:tcW w:type="dxa" w:w="2480"/>
             <w:shd w:fill="D9E2F3"/>
           </w:tcPr>
           <w:p>
@@ -8314,7 +8314,7 @@
         </w:tc>
         <w:tc>
           <w:tcPr>
-            <w:tcW w:type="dxa" w:w="2160"/>
+            <w:tcW w:type="dxa" w:w="2480"/>
             <w:shd w:fill="D9E2F3"/>
           </w:tcPr>
           <w:p>
@@ -8338,7 +8338,7 @@
       <w:tr>
         <w:tc>
           <w:tcPr>
-            <w:tcW w:type="dxa" w:w="2160"/>
+            <w:tcW w:type="dxa" w:w="2480"/>
           </w:tcPr>
           <w:p>
             <w:r>
@@ -8357,7 +8357,7 @@
         </w:tc>
         <w:tc>
           <w:tcPr>
-            <w:tcW w:type="dxa" w:w="2160"/>
+            <w:tcW w:type="dxa" w:w="2480"/>
           </w:tcPr>
           <w:p>
             <w:r>
@@ -8376,7 +8376,7 @@
         </w:tc>
         <w:tc>
           <w:tcPr>
-            <w:tcW w:type="dxa" w:w="2160"/>
+            <w:tcW w:type="dxa" w:w="2480"/>
           </w:tcPr>
           <w:p>
             <w:r>
@@ -8409,7 +8409,7 @@
         </w:tc>
         <w:tc>
           <w:tcPr>
-            <w:tcW w:type="dxa" w:w="2160"/>
+            <w:tcW w:type="dxa" w:w="2480"/>
           </w:tcPr>
           <w:p>
             <w:r>
@@ -8430,7 +8430,7 @@
       <w:tr>
         <w:tc>
           <w:tcPr>
-            <w:tcW w:type="dxa" w:w="2160"/>
+            <w:tcW w:type="dxa" w:w="2480"/>
           </w:tcPr>
           <w:p>
             <w:r>
@@ -8449,7 +8449,7 @@
         </w:tc>
         <w:tc>
           <w:tcPr>
-            <w:tcW w:type="dxa" w:w="2160"/>
+            <w:tcW w:type="dxa" w:w="2480"/>
           </w:tcPr>
           <w:p>
             <w:r>
@@ -8468,7 +8468,7 @@
         </w:tc>
         <w:tc>
           <w:tcPr>
-            <w:tcW w:type="dxa" w:w="2160"/>
+            <w:tcW w:type="dxa" w:w="2480"/>
           </w:tcPr>
           <w:p>
             <w:r>
@@ -8487,7 +8487,7 @@
         </w:tc>
         <w:tc>
           <w:tcPr>
-            <w:tcW w:type="dxa" w:w="2160"/>
+            <w:tcW w:type="dxa" w:w="2480"/>
           </w:tcPr>
           <w:p>
             <w:r>
@@ -8508,7 +8508,7 @@
       <w:tr>
         <w:tc>
           <w:tcPr>
-            <w:tcW w:type="dxa" w:w="2160"/>
+            <w:tcW w:type="dxa" w:w="2480"/>
           </w:tcPr>
           <w:p>
             <w:r>
@@ -8527,7 +8527,7 @@
         </w:tc>
         <w:tc>
           <w:tcPr>
-            <w:tcW w:type="dxa" w:w="2160"/>
+            <w:tcW w:type="dxa" w:w="2480"/>
           </w:tcPr>
           <w:p>
             <w:r>
@@ -8546,7 +8546,7 @@
         </w:tc>
         <w:tc>
           <w:tcPr>
-            <w:tcW w:type="dxa" w:w="2160"/>
+            <w:tcW w:type="dxa" w:w="2480"/>
           </w:tcPr>
           <w:p>
             <w:r>
@@ -8579,7 +8579,7 @@
         </w:tc>
         <w:tc>
           <w:tcPr>
-            <w:tcW w:type="dxa" w:w="2160"/>
+            <w:tcW w:type="dxa" w:w="2480"/>
           </w:tcPr>
           <w:p>
             <w:r>
@@ -8600,7 +8600,7 @@
       <w:tr>
         <w:tc>
           <w:tcPr>
-            <w:tcW w:type="dxa" w:w="2160"/>
+            <w:tcW w:type="dxa" w:w="2480"/>
           </w:tcPr>
           <w:p>
             <w:r>
@@ -8619,7 +8619,7 @@
         </w:tc>
         <w:tc>
           <w:tcPr>
-            <w:tcW w:type="dxa" w:w="2160"/>
+            <w:tcW w:type="dxa" w:w="2480"/>
           </w:tcPr>
           <w:p>
             <w:r>
@@ -8638,7 +8638,7 @@
         </w:tc>
         <w:tc>
           <w:tcPr>
-            <w:tcW w:type="dxa" w:w="2160"/>
+            <w:tcW w:type="dxa" w:w="2480"/>
           </w:tcPr>
           <w:p>
             <w:r>
@@ -8657,7 +8657,7 @@
         </w:tc>
         <w:tc>
           <w:tcPr>
-            <w:tcW w:type="dxa" w:w="2160"/>
+            <w:tcW w:type="dxa" w:w="2480"/>
           </w:tcPr>
           <w:p>
             <w:r>
@@ -8678,7 +8678,7 @@
       <w:tr>
         <w:tc>
           <w:tcPr>
-            <w:tcW w:type="dxa" w:w="2160"/>
+            <w:tcW w:type="dxa" w:w="2480"/>
           </w:tcPr>
           <w:p>
             <w:r>
@@ -8697,7 +8697,7 @@
         </w:tc>
         <w:tc>
           <w:tcPr>
-            <w:tcW w:type="dxa" w:w="2160"/>
+            <w:tcW w:type="dxa" w:w="2480"/>
           </w:tcPr>
           <w:p>
             <w:r>
@@ -8716,7 +8716,7 @@
         </w:tc>
         <w:tc>
           <w:tcPr>
-            <w:tcW w:type="dxa" w:w="2160"/>
+            <w:tcW w:type="dxa" w:w="2480"/>
           </w:tcPr>
           <w:p>
             <w:r>
@@ -8735,7 +8735,7 @@
         </w:tc>
         <w:tc>
           <w:tcPr>
-            <w:tcW w:type="dxa" w:w="2160"/>
+            <w:tcW w:type="dxa" w:w="2480"/>
           </w:tcPr>
           <w:p>
             <w:r>
@@ -8756,7 +8756,7 @@
       <w:tr>
         <w:tc>
           <w:tcPr>
-            <w:tcW w:type="dxa" w:w="2160"/>
+            <w:tcW w:type="dxa" w:w="2480"/>
           </w:tcPr>
           <w:p>
             <w:r>
@@ -8775,7 +8775,7 @@
         </w:tc>
         <w:tc>
           <w:tcPr>
-            <w:tcW w:type="dxa" w:w="2160"/>
+            <w:tcW w:type="dxa" w:w="2480"/>
           </w:tcPr>
           <w:p>
             <w:r>
@@ -8794,7 +8794,7 @@
         </w:tc>
         <w:tc>
           <w:tcPr>
-            <w:tcW w:type="dxa" w:w="2160"/>
+            <w:tcW w:type="dxa" w:w="2480"/>
           </w:tcPr>
           <w:p>
             <w:r>
@@ -8813,7 +8813,7 @@
         </w:tc>
         <w:tc>
           <w:tcPr>
-            <w:tcW w:type="dxa" w:w="2160"/>
+            <w:tcW w:type="dxa" w:w="2480"/>
           </w:tcPr>
           <w:p>
             <w:r>
@@ -8834,7 +8834,7 @@
       <w:tr>
         <w:tc>
           <w:tcPr>
-            <w:tcW w:type="dxa" w:w="2160"/>
+            <w:tcW w:type="dxa" w:w="2480"/>
           </w:tcPr>
           <w:p>
             <w:r>
@@ -8853,7 +8853,7 @@
         </w:tc>
         <w:tc>
           <w:tcPr>
-            <w:tcW w:type="dxa" w:w="2160"/>
+            <w:tcW w:type="dxa" w:w="2480"/>
           </w:tcPr>
           <w:p>
             <w:r>
@@ -8872,7 +8872,7 @@
         </w:tc>
         <w:tc>
           <w:tcPr>
-            <w:tcW w:type="dxa" w:w="2160"/>
+            <w:tcW w:type="dxa" w:w="2480"/>
           </w:tcPr>
           <w:p>
             <w:r>
@@ -8905,7 +8905,7 @@
         </w:tc>
         <w:tc>
           <w:tcPr>
-            <w:tcW w:type="dxa" w:w="2160"/>
+            <w:tcW w:type="dxa" w:w="2480"/>
           </w:tcPr>
           <w:p>
             <w:r>
@@ -8969,18 +8969,18 @@
       <w:tblPr>
         <w:tblStyle w:val="TableGrid"/>
         <w:tblW w:type="auto" w:w="0"/>
-        <w:tblLayout w:type="autofit"/>
+        <w:tblLayout w:type="fixed"/>
         <w:tblLook w:firstColumn="1" w:firstRow="1" w:lastColumn="0" w:lastRow="0" w:noHBand="0" w:noVBand="1" w:val="04A0"/>
       </w:tblPr>
       <w:tblGrid>
-        <w:gridCol w:w="2880"/>
-        <w:gridCol w:w="2880"/>
-        <w:gridCol w:w="2880"/>
+        <w:gridCol w:w="3307"/>
+        <w:gridCol w:w="3307"/>
+        <w:gridCol w:w="3307"/>
       </w:tblGrid>
       <w:tr>
         <w:tc>
           <w:tcPr>
-            <w:tcW w:type="dxa" w:w="2880"/>
+            <w:tcW w:type="dxa" w:w="3307"/>
             <w:shd w:fill="D9E2F3"/>
           </w:tcPr>
           <w:p>
@@ -9002,7 +9002,7 @@
         </w:tc>
         <w:tc>
           <w:tcPr>
-            <w:tcW w:type="dxa" w:w="2880"/>
+            <w:tcW w:type="dxa" w:w="3307"/>
             <w:shd w:fill="D9E2F3"/>
           </w:tcPr>
           <w:p>
@@ -9024,7 +9024,7 @@
         </w:tc>
         <w:tc>
           <w:tcPr>
-            <w:tcW w:type="dxa" w:w="2880"/>
+            <w:tcW w:type="dxa" w:w="3307"/>
             <w:shd w:fill="D9E2F3"/>
           </w:tcPr>
           <w:p>
@@ -9048,7 +9048,7 @@
       <w:tr>
         <w:tc>
           <w:tcPr>
-            <w:tcW w:type="dxa" w:w="2880"/>
+            <w:tcW w:type="dxa" w:w="3307"/>
           </w:tcPr>
           <w:p>
             <w:r>
@@ -9068,7 +9068,7 @@
         </w:tc>
         <w:tc>
           <w:tcPr>
-            <w:tcW w:type="dxa" w:w="2880"/>
+            <w:tcW w:type="dxa" w:w="3307"/>
           </w:tcPr>
           <w:p>
             <w:r>
@@ -9122,7 +9122,7 @@
         </w:tc>
         <w:tc>
           <w:tcPr>
-            <w:tcW w:type="dxa" w:w="2880"/>
+            <w:tcW w:type="dxa" w:w="3307"/>
           </w:tcPr>
           <w:p>
             <w:r>
@@ -9242,7 +9242,7 @@
       <w:tr>
         <w:tc>
           <w:tcPr>
-            <w:tcW w:type="dxa" w:w="2880"/>
+            <w:tcW w:type="dxa" w:w="3307"/>
           </w:tcPr>
           <w:p>
             <w:r>
@@ -9262,7 +9262,7 @@
         </w:tc>
         <w:tc>
           <w:tcPr>
-            <w:tcW w:type="dxa" w:w="2880"/>
+            <w:tcW w:type="dxa" w:w="3307"/>
           </w:tcPr>
           <w:p>
             <w:r>
@@ -9310,7 +9310,7 @@
         </w:tc>
         <w:tc>
           <w:tcPr>
-            <w:tcW w:type="dxa" w:w="2880"/>
+            <w:tcW w:type="dxa" w:w="3307"/>
           </w:tcPr>
           <w:p>
             <w:r>
@@ -9353,7 +9353,7 @@
       <w:tr>
         <w:tc>
           <w:tcPr>
-            <w:tcW w:type="dxa" w:w="2880"/>
+            <w:tcW w:type="dxa" w:w="3307"/>
           </w:tcPr>
           <w:p>
             <w:r>
@@ -9373,7 +9373,7 @@
         </w:tc>
         <w:tc>
           <w:tcPr>
-            <w:tcW w:type="dxa" w:w="2880"/>
+            <w:tcW w:type="dxa" w:w="3307"/>
           </w:tcPr>
           <w:p>
             <w:r>
@@ -9463,7 +9463,7 @@
         </w:tc>
         <w:tc>
           <w:tcPr>
-            <w:tcW w:type="dxa" w:w="2880"/>
+            <w:tcW w:type="dxa" w:w="3307"/>
           </w:tcPr>
           <w:p>
             <w:r>
@@ -9519,7 +9519,7 @@
       <w:tr>
         <w:tc>
           <w:tcPr>
-            <w:tcW w:type="dxa" w:w="2880"/>
+            <w:tcW w:type="dxa" w:w="3307"/>
           </w:tcPr>
           <w:p>
             <w:r>
@@ -9539,7 +9539,7 @@
         </w:tc>
         <w:tc>
           <w:tcPr>
-            <w:tcW w:type="dxa" w:w="2880"/>
+            <w:tcW w:type="dxa" w:w="3307"/>
           </w:tcPr>
           <w:p>
             <w:r>
@@ -9572,7 +9572,7 @@
         </w:tc>
         <w:tc>
           <w:tcPr>
-            <w:tcW w:type="dxa" w:w="2880"/>
+            <w:tcW w:type="dxa" w:w="3307"/>
           </w:tcPr>
           <w:p>
             <w:r>
@@ -9631,7 +9631,7 @@
       <w:r>
         <w:drawing>
           <wp:inline xmlns:a="http://schemas.openxmlformats.org/drawingml/2006/main" xmlns:pic="http://schemas.openxmlformats.org/drawingml/2006/picture">
-            <wp:extent cx="5486400" cy="2573867"/>
+            <wp:extent cx="6300470" cy="2955776"/>
             <wp:docPr id="2" name="Picture 2"/>
             <wp:cNvGraphicFramePr>
               <a:graphicFrameLocks noChangeAspect="1"/>
@@ -9652,7 +9652,7 @@
                   <pic:spPr>
                     <a:xfrm>
                       <a:off x="0" y="0"/>
-                      <a:ext cx="5486400" cy="2573867"/>
+                      <a:ext cx="6300470" cy="2955776"/>
                     </a:xfrm>
                     <a:prstGeom prst="rect"/>
                   </pic:spPr>
@@ -9756,18 +9756,18 @@
       <w:tblPr>
         <w:tblStyle w:val="TableGrid"/>
         <w:tblW w:type="auto" w:w="0"/>
-        <w:tblLayout w:type="autofit"/>
+        <w:tblLayout w:type="fixed"/>
         <w:tblLook w:firstColumn="1" w:firstRow="1" w:lastColumn="0" w:lastRow="0" w:noHBand="0" w:noVBand="1" w:val="04A0"/>
       </w:tblPr>
       <w:tblGrid>
-        <w:gridCol w:w="2880"/>
-        <w:gridCol w:w="2880"/>
-        <w:gridCol w:w="2880"/>
+        <w:gridCol w:w="3307"/>
+        <w:gridCol w:w="3307"/>
+        <w:gridCol w:w="3307"/>
       </w:tblGrid>
       <w:tr>
         <w:tc>
           <w:tcPr>
-            <w:tcW w:type="dxa" w:w="2880"/>
+            <w:tcW w:type="dxa" w:w="3307"/>
             <w:shd w:fill="D9E2F3"/>
           </w:tcPr>
           <w:p>
@@ -9789,7 +9789,7 @@
         </w:tc>
         <w:tc>
           <w:tcPr>
-            <w:tcW w:type="dxa" w:w="2880"/>
+            <w:tcW w:type="dxa" w:w="3307"/>
             <w:shd w:fill="D9E2F3"/>
           </w:tcPr>
           <w:p>
@@ -9811,7 +9811,7 @@
         </w:tc>
         <w:tc>
           <w:tcPr>
-            <w:tcW w:type="dxa" w:w="2880"/>
+            <w:tcW w:type="dxa" w:w="3307"/>
             <w:shd w:fill="D9E2F3"/>
           </w:tcPr>
           <w:p>
@@ -9835,7 +9835,7 @@
       <w:tr>
         <w:tc>
           <w:tcPr>
-            <w:tcW w:type="dxa" w:w="2880"/>
+            <w:tcW w:type="dxa" w:w="3307"/>
           </w:tcPr>
           <w:p>
             <w:r>
@@ -9854,7 +9854,7 @@
         </w:tc>
         <w:tc>
           <w:tcPr>
-            <w:tcW w:type="dxa" w:w="2880"/>
+            <w:tcW w:type="dxa" w:w="3307"/>
           </w:tcPr>
           <w:p>
             <w:r>
@@ -9887,7 +9887,7 @@
         </w:tc>
         <w:tc>
           <w:tcPr>
-            <w:tcW w:type="dxa" w:w="2880"/>
+            <w:tcW w:type="dxa" w:w="3307"/>
           </w:tcPr>
           <w:p>
             <w:r>
@@ -9922,7 +9922,7 @@
       <w:tr>
         <w:tc>
           <w:tcPr>
-            <w:tcW w:type="dxa" w:w="2880"/>
+            <w:tcW w:type="dxa" w:w="3307"/>
           </w:tcPr>
           <w:p>
             <w:r>
@@ -9941,7 +9941,7 @@
         </w:tc>
         <w:tc>
           <w:tcPr>
-            <w:tcW w:type="dxa" w:w="2880"/>
+            <w:tcW w:type="dxa" w:w="3307"/>
           </w:tcPr>
           <w:p>
             <w:r>
@@ -9967,7 +9967,7 @@
         </w:tc>
         <w:tc>
           <w:tcPr>
-            <w:tcW w:type="dxa" w:w="2880"/>
+            <w:tcW w:type="dxa" w:w="3307"/>
           </w:tcPr>
           <w:p>
             <w:r>
@@ -9988,7 +9988,7 @@
       <w:tr>
         <w:tc>
           <w:tcPr>
-            <w:tcW w:type="dxa" w:w="2880"/>
+            <w:tcW w:type="dxa" w:w="3307"/>
           </w:tcPr>
           <w:p>
             <w:r>
@@ -10007,7 +10007,7 @@
         </w:tc>
         <w:tc>
           <w:tcPr>
-            <w:tcW w:type="dxa" w:w="2880"/>
+            <w:tcW w:type="dxa" w:w="3307"/>
           </w:tcPr>
           <w:p>
             <w:r>
@@ -10026,7 +10026,7 @@
         </w:tc>
         <w:tc>
           <w:tcPr>
-            <w:tcW w:type="dxa" w:w="2880"/>
+            <w:tcW w:type="dxa" w:w="3307"/>
           </w:tcPr>
           <w:p>
             <w:r>
@@ -10061,7 +10061,7 @@
       <w:tr>
         <w:tc>
           <w:tcPr>
-            <w:tcW w:type="dxa" w:w="2880"/>
+            <w:tcW w:type="dxa" w:w="3307"/>
           </w:tcPr>
           <w:p>
             <w:r>
@@ -10080,7 +10080,7 @@
         </w:tc>
         <w:tc>
           <w:tcPr>
-            <w:tcW w:type="dxa" w:w="2880"/>
+            <w:tcW w:type="dxa" w:w="3307"/>
           </w:tcPr>
           <w:p>
             <w:r>
@@ -10099,7 +10099,7 @@
         </w:tc>
         <w:tc>
           <w:tcPr>
-            <w:tcW w:type="dxa" w:w="2880"/>
+            <w:tcW w:type="dxa" w:w="3307"/>
           </w:tcPr>
           <w:p>
             <w:r>
@@ -10120,7 +10120,7 @@
       <w:tr>
         <w:tc>
           <w:tcPr>
-            <w:tcW w:type="dxa" w:w="2880"/>
+            <w:tcW w:type="dxa" w:w="3307"/>
           </w:tcPr>
           <w:p>
             <w:r>
@@ -10139,7 +10139,7 @@
         </w:tc>
         <w:tc>
           <w:tcPr>
-            <w:tcW w:type="dxa" w:w="2880"/>
+            <w:tcW w:type="dxa" w:w="3307"/>
           </w:tcPr>
           <w:p>
             <w:r>
@@ -10158,7 +10158,7 @@
         </w:tc>
         <w:tc>
           <w:tcPr>
-            <w:tcW w:type="dxa" w:w="2880"/>
+            <w:tcW w:type="dxa" w:w="3307"/>
           </w:tcPr>
           <w:p>
             <w:r>
@@ -10200,7 +10200,7 @@
       <w:tr>
         <w:tc>
           <w:tcPr>
-            <w:tcW w:type="dxa" w:w="2880"/>
+            <w:tcW w:type="dxa" w:w="3307"/>
           </w:tcPr>
           <w:p>
             <w:r>
@@ -10219,7 +10219,7 @@
         </w:tc>
         <w:tc>
           <w:tcPr>
-            <w:tcW w:type="dxa" w:w="2880"/>
+            <w:tcW w:type="dxa" w:w="3307"/>
           </w:tcPr>
           <w:p>
             <w:r>
@@ -10238,7 +10238,7 @@
         </w:tc>
         <w:tc>
           <w:tcPr>
-            <w:tcW w:type="dxa" w:w="2880"/>
+            <w:tcW w:type="dxa" w:w="3307"/>
           </w:tcPr>
           <w:p>
             <w:r>
@@ -10259,7 +10259,7 @@
       <w:tr>
         <w:tc>
           <w:tcPr>
-            <w:tcW w:type="dxa" w:w="2880"/>
+            <w:tcW w:type="dxa" w:w="3307"/>
           </w:tcPr>
           <w:p>
             <w:r>
@@ -10278,7 +10278,7 @@
         </w:tc>
         <w:tc>
           <w:tcPr>
-            <w:tcW w:type="dxa" w:w="2880"/>
+            <w:tcW w:type="dxa" w:w="3307"/>
           </w:tcPr>
           <w:p>
             <w:r>
@@ -10297,7 +10297,7 @@
         </w:tc>
         <w:tc>
           <w:tcPr>
-            <w:tcW w:type="dxa" w:w="2880"/>
+            <w:tcW w:type="dxa" w:w="3307"/>
           </w:tcPr>
           <w:p>
             <w:r>
@@ -10332,7 +10332,7 @@
       <w:tr>
         <w:tc>
           <w:tcPr>
-            <w:tcW w:type="dxa" w:w="2880"/>
+            <w:tcW w:type="dxa" w:w="3307"/>
           </w:tcPr>
           <w:p>
             <w:r>
@@ -10351,7 +10351,7 @@
         </w:tc>
         <w:tc>
           <w:tcPr>
-            <w:tcW w:type="dxa" w:w="2880"/>
+            <w:tcW w:type="dxa" w:w="3307"/>
           </w:tcPr>
           <w:p>
             <w:r>
@@ -10370,7 +10370,7 @@
         </w:tc>
         <w:tc>
           <w:tcPr>
-            <w:tcW w:type="dxa" w:w="2880"/>
+            <w:tcW w:type="dxa" w:w="3307"/>
           </w:tcPr>
           <w:p>
             <w:r>
@@ -10391,7 +10391,7 @@
       <w:tr>
         <w:tc>
           <w:tcPr>
-            <w:tcW w:type="dxa" w:w="2880"/>
+            <w:tcW w:type="dxa" w:w="3307"/>
           </w:tcPr>
           <w:p>
             <w:r>
@@ -10410,7 +10410,7 @@
         </w:tc>
         <w:tc>
           <w:tcPr>
-            <w:tcW w:type="dxa" w:w="2880"/>
+            <w:tcW w:type="dxa" w:w="3307"/>
           </w:tcPr>
           <w:p>
             <w:r>
@@ -10429,7 +10429,7 @@
         </w:tc>
         <w:tc>
           <w:tcPr>
-            <w:tcW w:type="dxa" w:w="2880"/>
+            <w:tcW w:type="dxa" w:w="3307"/>
           </w:tcPr>
           <w:p>
             <w:r>
@@ -10471,7 +10471,7 @@
       <w:tr>
         <w:tc>
           <w:tcPr>
-            <w:tcW w:type="dxa" w:w="2880"/>
+            <w:tcW w:type="dxa" w:w="3307"/>
           </w:tcPr>
           <w:p>
             <w:r>
@@ -10490,7 +10490,7 @@
         </w:tc>
         <w:tc>
           <w:tcPr>
-            <w:tcW w:type="dxa" w:w="2880"/>
+            <w:tcW w:type="dxa" w:w="3307"/>
           </w:tcPr>
           <w:p>
             <w:r>
@@ -10509,7 +10509,7 @@
         </w:tc>
         <w:tc>
           <w:tcPr>
-            <w:tcW w:type="dxa" w:w="2880"/>
+            <w:tcW w:type="dxa" w:w="3307"/>
           </w:tcPr>
           <w:p>
             <w:r>
@@ -10537,7 +10537,7 @@
       <w:tr>
         <w:tc>
           <w:tcPr>
-            <w:tcW w:type="dxa" w:w="2880"/>
+            <w:tcW w:type="dxa" w:w="3307"/>
           </w:tcPr>
           <w:p>
             <w:r>
@@ -10556,7 +10556,7 @@
         </w:tc>
         <w:tc>
           <w:tcPr>
-            <w:tcW w:type="dxa" w:w="2880"/>
+            <w:tcW w:type="dxa" w:w="3307"/>
           </w:tcPr>
           <w:p>
             <w:r>
@@ -10575,7 +10575,7 @@
         </w:tc>
         <w:tc>
           <w:tcPr>
-            <w:tcW w:type="dxa" w:w="2880"/>
+            <w:tcW w:type="dxa" w:w="3307"/>
           </w:tcPr>
           <w:p>
             <w:r>
@@ -10673,7 +10673,7 @@
       <w:tr>
         <w:tc>
           <w:tcPr>
-            <w:tcW w:type="dxa" w:w="2880"/>
+            <w:tcW w:type="dxa" w:w="3307"/>
           </w:tcPr>
           <w:p>
             <w:r>
@@ -10692,7 +10692,7 @@
         </w:tc>
         <w:tc>
           <w:tcPr>
-            <w:tcW w:type="dxa" w:w="2880"/>
+            <w:tcW w:type="dxa" w:w="3307"/>
           </w:tcPr>
           <w:p>
             <w:r>
@@ -10711,7 +10711,7 @@
         </w:tc>
         <w:tc>
           <w:tcPr>
-            <w:tcW w:type="dxa" w:w="2880"/>
+            <w:tcW w:type="dxa" w:w="3307"/>
           </w:tcPr>
           <w:p>
             <w:r>
@@ -10781,18 +10781,18 @@
       <w:tblPr>
         <w:tblStyle w:val="TableGrid"/>
         <w:tblW w:type="auto" w:w="0"/>
-        <w:tblLayout w:type="autofit"/>
+        <w:tblLayout w:type="fixed"/>
         <w:tblLook w:firstColumn="1" w:firstRow="1" w:lastColumn="0" w:lastRow="0" w:noHBand="0" w:noVBand="1" w:val="04A0"/>
       </w:tblPr>
       <w:tblGrid>
-        <w:gridCol w:w="2880"/>
-        <w:gridCol w:w="2880"/>
-        <w:gridCol w:w="2880"/>
+        <w:gridCol w:w="3307"/>
+        <w:gridCol w:w="3307"/>
+        <w:gridCol w:w="3307"/>
       </w:tblGrid>
       <w:tr>
         <w:tc>
           <w:tcPr>
-            <w:tcW w:type="dxa" w:w="2880"/>
+            <w:tcW w:type="dxa" w:w="3307"/>
             <w:shd w:fill="D9E2F3"/>
           </w:tcPr>
           <w:p>
@@ -10814,7 +10814,7 @@
         </w:tc>
         <w:tc>
           <w:tcPr>
-            <w:tcW w:type="dxa" w:w="2880"/>
+            <w:tcW w:type="dxa" w:w="3307"/>
             <w:shd w:fill="D9E2F3"/>
           </w:tcPr>
           <w:p>
@@ -10836,7 +10836,7 @@
         </w:tc>
         <w:tc>
           <w:tcPr>
-            <w:tcW w:type="dxa" w:w="2880"/>
+            <w:tcW w:type="dxa" w:w="3307"/>
             <w:shd w:fill="D9E2F3"/>
           </w:tcPr>
           <w:p>
@@ -10860,7 +10860,7 @@
       <w:tr>
         <w:tc>
           <w:tcPr>
-            <w:tcW w:type="dxa" w:w="2880"/>
+            <w:tcW w:type="dxa" w:w="3307"/>
           </w:tcPr>
           <w:p>
             <w:r>
@@ -10900,7 +10900,7 @@
         </w:tc>
         <w:tc>
           <w:tcPr>
-            <w:tcW w:type="dxa" w:w="2880"/>
+            <w:tcW w:type="dxa" w:w="3307"/>
           </w:tcPr>
           <w:p>
             <w:r>
@@ -10920,7 +10920,7 @@
         </w:tc>
         <w:tc>
           <w:tcPr>
-            <w:tcW w:type="dxa" w:w="2880"/>
+            <w:tcW w:type="dxa" w:w="3307"/>
           </w:tcPr>
           <w:p>
             <w:r>
@@ -10941,7 +10941,7 @@
       <w:tr>
         <w:tc>
           <w:tcPr>
-            <w:tcW w:type="dxa" w:w="2880"/>
+            <w:tcW w:type="dxa" w:w="3307"/>
           </w:tcPr>
           <w:p>
             <w:r>
@@ -10974,7 +10974,7 @@
         </w:tc>
         <w:tc>
           <w:tcPr>
-            <w:tcW w:type="dxa" w:w="2880"/>
+            <w:tcW w:type="dxa" w:w="3307"/>
           </w:tcPr>
           <w:p>
             <w:r>
@@ -10993,7 +10993,7 @@
         </w:tc>
         <w:tc>
           <w:tcPr>
-            <w:tcW w:type="dxa" w:w="2880"/>
+            <w:tcW w:type="dxa" w:w="3307"/>
           </w:tcPr>
           <w:p>
             <w:r>
@@ -11029,7 +11029,7 @@
       <w:tr>
         <w:tc>
           <w:tcPr>
-            <w:tcW w:type="dxa" w:w="2880"/>
+            <w:tcW w:type="dxa" w:w="3307"/>
           </w:tcPr>
           <w:p>
             <w:r>
@@ -11048,7 +11048,7 @@
         </w:tc>
         <w:tc>
           <w:tcPr>
-            <w:tcW w:type="dxa" w:w="2880"/>
+            <w:tcW w:type="dxa" w:w="3307"/>
           </w:tcPr>
           <w:p>
             <w:r>
@@ -11068,7 +11068,7 @@
         </w:tc>
         <w:tc>
           <w:tcPr>
-            <w:tcW w:type="dxa" w:w="2880"/>
+            <w:tcW w:type="dxa" w:w="3307"/>
           </w:tcPr>
           <w:p>
             <w:r>
@@ -11089,7 +11089,7 @@
       <w:tr>
         <w:tc>
           <w:tcPr>
-            <w:tcW w:type="dxa" w:w="2880"/>
+            <w:tcW w:type="dxa" w:w="3307"/>
           </w:tcPr>
           <w:p>
             <w:r>
@@ -11122,7 +11122,7 @@
         </w:tc>
         <w:tc>
           <w:tcPr>
-            <w:tcW w:type="dxa" w:w="2880"/>
+            <w:tcW w:type="dxa" w:w="3307"/>
           </w:tcPr>
           <w:p>
             <w:r>
@@ -11163,7 +11163,7 @@
         </w:tc>
         <w:tc>
           <w:tcPr>
-            <w:tcW w:type="dxa" w:w="2880"/>
+            <w:tcW w:type="dxa" w:w="3307"/>
           </w:tcPr>
           <w:p>
             <w:r>
@@ -11184,7 +11184,7 @@
       <w:tr>
         <w:tc>
           <w:tcPr>
-            <w:tcW w:type="dxa" w:w="2880"/>
+            <w:tcW w:type="dxa" w:w="3307"/>
           </w:tcPr>
           <w:p>
             <w:r>
@@ -11203,7 +11203,7 @@
         </w:tc>
         <w:tc>
           <w:tcPr>
-            <w:tcW w:type="dxa" w:w="2880"/>
+            <w:tcW w:type="dxa" w:w="3307"/>
           </w:tcPr>
           <w:p>
             <w:r>
@@ -11230,7 +11230,7 @@
         </w:tc>
         <w:tc>
           <w:tcPr>
-            <w:tcW w:type="dxa" w:w="2880"/>
+            <w:tcW w:type="dxa" w:w="3307"/>
           </w:tcPr>
           <w:p>
             <w:r>
@@ -11251,7 +11251,7 @@
       <w:tr>
         <w:tc>
           <w:tcPr>
-            <w:tcW w:type="dxa" w:w="2880"/>
+            <w:tcW w:type="dxa" w:w="3307"/>
           </w:tcPr>
           <w:p>
             <w:r>
@@ -11277,7 +11277,7 @@
         </w:tc>
         <w:tc>
           <w:tcPr>
-            <w:tcW w:type="dxa" w:w="2880"/>
+            <w:tcW w:type="dxa" w:w="3307"/>
           </w:tcPr>
           <w:p>
             <w:r>
@@ -11297,7 +11297,7 @@
         </w:tc>
         <w:tc>
           <w:tcPr>
-            <w:tcW w:type="dxa" w:w="2880"/>
+            <w:tcW w:type="dxa" w:w="3307"/>
           </w:tcPr>
           <w:p>
             <w:r>
@@ -11318,7 +11318,7 @@
       <w:tr>
         <w:tc>
           <w:tcPr>
-            <w:tcW w:type="dxa" w:w="2880"/>
+            <w:tcW w:type="dxa" w:w="3307"/>
           </w:tcPr>
           <w:p>
             <w:r>
@@ -11344,7 +11344,7 @@
         </w:tc>
         <w:tc>
           <w:tcPr>
-            <w:tcW w:type="dxa" w:w="2880"/>
+            <w:tcW w:type="dxa" w:w="3307"/>
           </w:tcPr>
           <w:p>
             <w:r>
@@ -11364,7 +11364,7 @@
         </w:tc>
         <w:tc>
           <w:tcPr>
-            <w:tcW w:type="dxa" w:w="2880"/>
+            <w:tcW w:type="dxa" w:w="3307"/>
           </w:tcPr>
           <w:p>
             <w:r>
@@ -11385,7 +11385,7 @@
       <w:tr>
         <w:tc>
           <w:tcPr>
-            <w:tcW w:type="dxa" w:w="2880"/>
+            <w:tcW w:type="dxa" w:w="3307"/>
           </w:tcPr>
           <w:p>
             <w:r>
@@ -11411,7 +11411,7 @@
         </w:tc>
         <w:tc>
           <w:tcPr>
-            <w:tcW w:type="dxa" w:w="2880"/>
+            <w:tcW w:type="dxa" w:w="3307"/>
           </w:tcPr>
           <w:p>
             <w:r>
@@ -11452,7 +11452,7 @@
         </w:tc>
         <w:tc>
           <w:tcPr>
-            <w:tcW w:type="dxa" w:w="2880"/>
+            <w:tcW w:type="dxa" w:w="3307"/>
           </w:tcPr>
           <w:p>
             <w:r>
@@ -11473,7 +11473,7 @@
       <w:tr>
         <w:tc>
           <w:tcPr>
-            <w:tcW w:type="dxa" w:w="2880"/>
+            <w:tcW w:type="dxa" w:w="3307"/>
           </w:tcPr>
           <w:p>
             <w:r>
@@ -11492,7 +11492,7 @@
         </w:tc>
         <w:tc>
           <w:tcPr>
-            <w:tcW w:type="dxa" w:w="2880"/>
+            <w:tcW w:type="dxa" w:w="3307"/>
           </w:tcPr>
           <w:p>
             <w:r>
@@ -11533,7 +11533,7 @@
         </w:tc>
         <w:tc>
           <w:tcPr>
-            <w:tcW w:type="dxa" w:w="2880"/>
+            <w:tcW w:type="dxa" w:w="3307"/>
           </w:tcPr>
           <w:p>
             <w:r>
@@ -11624,18 +11624,18 @@
       <w:tblPr>
         <w:tblStyle w:val="TableGrid"/>
         <w:tblW w:type="auto" w:w="0"/>
-        <w:tblLayout w:type="autofit"/>
+        <w:tblLayout w:type="fixed"/>
         <w:tblLook w:firstColumn="1" w:firstRow="1" w:lastColumn="0" w:lastRow="0" w:noHBand="0" w:noVBand="1" w:val="04A0"/>
       </w:tblPr>
       <w:tblGrid>
-        <w:gridCol w:w="2880"/>
-        <w:gridCol w:w="2880"/>
-        <w:gridCol w:w="2880"/>
+        <w:gridCol w:w="3307"/>
+        <w:gridCol w:w="3307"/>
+        <w:gridCol w:w="3307"/>
       </w:tblGrid>
       <w:tr>
         <w:tc>
           <w:tcPr>
-            <w:tcW w:type="dxa" w:w="2880"/>
+            <w:tcW w:type="dxa" w:w="3307"/>
             <w:shd w:fill="D9E2F3"/>
           </w:tcPr>
           <w:p>
@@ -11657,7 +11657,7 @@
         </w:tc>
         <w:tc>
           <w:tcPr>
-            <w:tcW w:type="dxa" w:w="2880"/>
+            <w:tcW w:type="dxa" w:w="3307"/>
             <w:shd w:fill="D9E2F3"/>
           </w:tcPr>
           <w:p>
@@ -11679,7 +11679,7 @@
         </w:tc>
         <w:tc>
           <w:tcPr>
-            <w:tcW w:type="dxa" w:w="2880"/>
+            <w:tcW w:type="dxa" w:w="3307"/>
             <w:shd w:fill="D9E2F3"/>
           </w:tcPr>
           <w:p>
@@ -11703,7 +11703,7 @@
       <w:tr>
         <w:tc>
           <w:tcPr>
-            <w:tcW w:type="dxa" w:w="2880"/>
+            <w:tcW w:type="dxa" w:w="3307"/>
           </w:tcPr>
           <w:p>
             <w:r>
@@ -11841,7 +11841,7 @@
         </w:tc>
         <w:tc>
           <w:tcPr>
-            <w:tcW w:type="dxa" w:w="2880"/>
+            <w:tcW w:type="dxa" w:w="3307"/>
           </w:tcPr>
           <w:p>
             <w:r>
@@ -11874,7 +11874,7 @@
         </w:tc>
         <w:tc>
           <w:tcPr>
-            <w:tcW w:type="dxa" w:w="2880"/>
+            <w:tcW w:type="dxa" w:w="3307"/>
           </w:tcPr>
           <w:p>
             <w:r>
@@ -11909,7 +11909,7 @@
       <w:tr>
         <w:tc>
           <w:tcPr>
-            <w:tcW w:type="dxa" w:w="2880"/>
+            <w:tcW w:type="dxa" w:w="3307"/>
           </w:tcPr>
           <w:p>
             <w:r>
@@ -11928,7 +11928,7 @@
         </w:tc>
         <w:tc>
           <w:tcPr>
-            <w:tcW w:type="dxa" w:w="2880"/>
+            <w:tcW w:type="dxa" w:w="3307"/>
           </w:tcPr>
           <w:p>
             <w:r>
@@ -11947,7 +11947,7 @@
         </w:tc>
         <w:tc>
           <w:tcPr>
-            <w:tcW w:type="dxa" w:w="2880"/>
+            <w:tcW w:type="dxa" w:w="3307"/>
           </w:tcPr>
           <w:p>
             <w:r>
@@ -11968,7 +11968,7 @@
       <w:tr>
         <w:tc>
           <w:tcPr>
-            <w:tcW w:type="dxa" w:w="2880"/>
+            <w:tcW w:type="dxa" w:w="3307"/>
           </w:tcPr>
           <w:p>
             <w:r>
@@ -11987,7 +11987,7 @@
         </w:tc>
         <w:tc>
           <w:tcPr>
-            <w:tcW w:type="dxa" w:w="2880"/>
+            <w:tcW w:type="dxa" w:w="3307"/>
           </w:tcPr>
           <w:p>
             <w:r>
@@ -12006,7 +12006,7 @@
         </w:tc>
         <w:tc>
           <w:tcPr>
-            <w:tcW w:type="dxa" w:w="2880"/>
+            <w:tcW w:type="dxa" w:w="3307"/>
           </w:tcPr>
           <w:p>
             <w:r>
@@ -12027,7 +12027,7 @@
       <w:tr>
         <w:tc>
           <w:tcPr>
-            <w:tcW w:type="dxa" w:w="2880"/>
+            <w:tcW w:type="dxa" w:w="3307"/>
           </w:tcPr>
           <w:p>
             <w:r>
@@ -12053,7 +12053,7 @@
         </w:tc>
         <w:tc>
           <w:tcPr>
-            <w:tcW w:type="dxa" w:w="2880"/>
+            <w:tcW w:type="dxa" w:w="3307"/>
           </w:tcPr>
           <w:p>
             <w:r>
@@ -12072,7 +12072,7 @@
         </w:tc>
         <w:tc>
           <w:tcPr>
-            <w:tcW w:type="dxa" w:w="2880"/>
+            <w:tcW w:type="dxa" w:w="3307"/>
           </w:tcPr>
           <w:p>
             <w:r>
@@ -12107,7 +12107,7 @@
       <w:tr>
         <w:tc>
           <w:tcPr>
-            <w:tcW w:type="dxa" w:w="2880"/>
+            <w:tcW w:type="dxa" w:w="3307"/>
           </w:tcPr>
           <w:p>
             <w:r>
@@ -12126,7 +12126,7 @@
         </w:tc>
         <w:tc>
           <w:tcPr>
-            <w:tcW w:type="dxa" w:w="2880"/>
+            <w:tcW w:type="dxa" w:w="3307"/>
           </w:tcPr>
           <w:p>
             <w:r>
@@ -12145,7 +12145,7 @@
         </w:tc>
         <w:tc>
           <w:tcPr>
-            <w:tcW w:type="dxa" w:w="2880"/>
+            <w:tcW w:type="dxa" w:w="3307"/>
           </w:tcPr>
           <w:p>
             <w:r>
@@ -12166,7 +12166,7 @@
       <w:tr>
         <w:tc>
           <w:tcPr>
-            <w:tcW w:type="dxa" w:w="2880"/>
+            <w:tcW w:type="dxa" w:w="3307"/>
           </w:tcPr>
           <w:p>
             <w:r>
@@ -12185,7 +12185,7 @@
         </w:tc>
         <w:tc>
           <w:tcPr>
-            <w:tcW w:type="dxa" w:w="2880"/>
+            <w:tcW w:type="dxa" w:w="3307"/>
           </w:tcPr>
           <w:p>
             <w:r>
@@ -12204,7 +12204,7 @@
         </w:tc>
         <w:tc>
           <w:tcPr>
-            <w:tcW w:type="dxa" w:w="2880"/>
+            <w:tcW w:type="dxa" w:w="3307"/>
           </w:tcPr>
           <w:p>
             <w:r>
@@ -12225,7 +12225,7 @@
       <w:tr>
         <w:tc>
           <w:tcPr>
-            <w:tcW w:type="dxa" w:w="2880"/>
+            <w:tcW w:type="dxa" w:w="3307"/>
           </w:tcPr>
           <w:p>
             <w:r>
@@ -12244,7 +12244,7 @@
         </w:tc>
         <w:tc>
           <w:tcPr>
-            <w:tcW w:type="dxa" w:w="2880"/>
+            <w:tcW w:type="dxa" w:w="3307"/>
           </w:tcPr>
           <w:p>
             <w:r>
@@ -12263,7 +12263,7 @@
         </w:tc>
         <w:tc>
           <w:tcPr>
-            <w:tcW w:type="dxa" w:w="2880"/>
+            <w:tcW w:type="dxa" w:w="3307"/>
           </w:tcPr>
           <w:p>
             <w:r>
@@ -12369,19 +12369,19 @@
       <w:tblPr>
         <w:tblStyle w:val="TableGrid"/>
         <w:tblW w:type="auto" w:w="0"/>
-        <w:tblLayout w:type="autofit"/>
+        <w:tblLayout w:type="fixed"/>
         <w:tblLook w:firstColumn="1" w:firstRow="1" w:lastColumn="0" w:lastRow="0" w:noHBand="0" w:noVBand="1" w:val="04A0"/>
       </w:tblPr>
       <w:tblGrid>
-        <w:gridCol w:w="2160"/>
-        <w:gridCol w:w="2160"/>
-        <w:gridCol w:w="2160"/>
-        <w:gridCol w:w="2160"/>
+        <w:gridCol w:w="2480"/>
+        <w:gridCol w:w="2480"/>
+        <w:gridCol w:w="2480"/>
+        <w:gridCol w:w="2480"/>
       </w:tblGrid>
       <w:tr>
         <w:tc>
           <w:tcPr>
-            <w:tcW w:type="dxa" w:w="2160"/>
+            <w:tcW w:type="dxa" w:w="2480"/>
             <w:shd w:fill="D9E2F3"/>
           </w:tcPr>
           <w:p>
@@ -12403,7 +12403,7 @@
         </w:tc>
         <w:tc>
           <w:tcPr>
-            <w:tcW w:type="dxa" w:w="2160"/>
+            <w:tcW w:type="dxa" w:w="2480"/>
             <w:shd w:fill="D9E2F3"/>
           </w:tcPr>
           <w:p>
@@ -12425,7 +12425,7 @@
         </w:tc>
         <w:tc>
           <w:tcPr>
-            <w:tcW w:type="dxa" w:w="2160"/>
+            <w:tcW w:type="dxa" w:w="2480"/>
             <w:shd w:fill="D9E2F3"/>
           </w:tcPr>
           <w:p>
@@ -12447,7 +12447,7 @@
         </w:tc>
         <w:tc>
           <w:tcPr>
-            <w:tcW w:type="dxa" w:w="2160"/>
+            <w:tcW w:type="dxa" w:w="2480"/>
             <w:shd w:fill="D9E2F3"/>
           </w:tcPr>
           <w:p>
@@ -12471,7 +12471,7 @@
       <w:tr>
         <w:tc>
           <w:tcPr>
-            <w:tcW w:type="dxa" w:w="2160"/>
+            <w:tcW w:type="dxa" w:w="2480"/>
           </w:tcPr>
           <w:p>
             <w:r>
@@ -12490,7 +12490,7 @@
         </w:tc>
         <w:tc>
           <w:tcPr>
-            <w:tcW w:type="dxa" w:w="2160"/>
+            <w:tcW w:type="dxa" w:w="2480"/>
           </w:tcPr>
           <w:p>
             <w:r>
@@ -12509,7 +12509,7 @@
         </w:tc>
         <w:tc>
           <w:tcPr>
-            <w:tcW w:type="dxa" w:w="2160"/>
+            <w:tcW w:type="dxa" w:w="2480"/>
           </w:tcPr>
           <w:p>
             <w:r>
@@ -12528,7 +12528,7 @@
         </w:tc>
         <w:tc>
           <w:tcPr>
-            <w:tcW w:type="dxa" w:w="2160"/>
+            <w:tcW w:type="dxa" w:w="2480"/>
           </w:tcPr>
           <w:p>
             <w:r>
@@ -12549,7 +12549,7 @@
       <w:tr>
         <w:tc>
           <w:tcPr>
-            <w:tcW w:type="dxa" w:w="2160"/>
+            <w:tcW w:type="dxa" w:w="2480"/>
           </w:tcPr>
           <w:p>
             <w:r>
@@ -12568,7 +12568,7 @@
         </w:tc>
         <w:tc>
           <w:tcPr>
-            <w:tcW w:type="dxa" w:w="2160"/>
+            <w:tcW w:type="dxa" w:w="2480"/>
           </w:tcPr>
           <w:p>
             <w:r>
@@ -12587,7 +12587,7 @@
         </w:tc>
         <w:tc>
           <w:tcPr>
-            <w:tcW w:type="dxa" w:w="2160"/>
+            <w:tcW w:type="dxa" w:w="2480"/>
           </w:tcPr>
           <w:p>
             <w:r>
@@ -12606,7 +12606,7 @@
         </w:tc>
         <w:tc>
           <w:tcPr>
-            <w:tcW w:type="dxa" w:w="2160"/>
+            <w:tcW w:type="dxa" w:w="2480"/>
           </w:tcPr>
           <w:p>
             <w:r>
@@ -12627,7 +12627,7 @@
       <w:tr>
         <w:tc>
           <w:tcPr>
-            <w:tcW w:type="dxa" w:w="2160"/>
+            <w:tcW w:type="dxa" w:w="2480"/>
           </w:tcPr>
           <w:p>
             <w:r>
@@ -12646,7 +12646,7 @@
         </w:tc>
         <w:tc>
           <w:tcPr>
-            <w:tcW w:type="dxa" w:w="2160"/>
+            <w:tcW w:type="dxa" w:w="2480"/>
           </w:tcPr>
           <w:p>
             <w:r>
@@ -12665,7 +12665,7 @@
         </w:tc>
         <w:tc>
           <w:tcPr>
-            <w:tcW w:type="dxa" w:w="2160"/>
+            <w:tcW w:type="dxa" w:w="2480"/>
           </w:tcPr>
           <w:p>
             <w:r>
@@ -12698,7 +12698,7 @@
         </w:tc>
         <w:tc>
           <w:tcPr>
-            <w:tcW w:type="dxa" w:w="2160"/>
+            <w:tcW w:type="dxa" w:w="2480"/>
           </w:tcPr>
           <w:p>
             <w:r>
@@ -12721,8 +12721,8 @@
     <w:sectPr>
       <w:footerReference w:type="default" r:id="rId9"/>
       <w:headerReference w:type="default" r:id="rId10"/>
-      <w:pgSz w:w="12240" w:h="15840"/>
-      <w:pgMar w:top="1440" w:right="1800" w:bottom="1440" w:left="1800" w:header="720" w:footer="720" w:gutter="0"/>
+      <w:pgSz w:w="11906" w:h="16838"/>
+      <w:pgMar w:top="1417" w:right="850" w:bottom="1134" w:left="1134" w:header="720" w:footer="720" w:gutter="0"/>
       <w:cols w:space="720"/>
       <w:docGrid w:linePitch="360"/>
     </w:sectPr>
